--- a/vkr/Speech_15min.docx
+++ b/vkr/Speech_15min.docx
@@ -63,7 +63,7 @@
           <w:b/>
           <w:sz w:val="24"/>
         </w:rPr>
-        <w:t>Стартовая фраза (Слайд 1)</w:t>
+        <w:t>Стартовая фраза (Слайд 1) — учить наизусть</w:t>
       </w:r>
     </w:p>
     <w:p>
@@ -74,7 +74,28 @@
           <w:i w:val="0"/>
           <w:sz w:val="24"/>
         </w:rPr>
-        <w:t>«Добрый день, уважаемые члены государственной экзаменационной комиссии. Меня зовут Пётр Камашев, я представляю выпускную квалификационную работу на тему «Конкурентная стратегия МТС Юрент на региональных рынках кикшеринга в России». Научный руководитель — профессор Иван Александрович Егоров. Работа посвящена выбору конкурентной стратегии оператора в условиях, когда региональные рынки кикшеринга становятся неоднородными, а простая логика роста парка и географии уже перестаёт быть достаточной».</w:t>
+        <w:t>«Добрый день, уважаемые члены государственной экзаменационной комиссии. Меня зовут Пётр Камашев, я представляю выпускную квалификационную работу на тему «Конкурентная стратегия МТС Юрент на региональных рынках кикшеринга в России». Научный руководитель — профессор Иван Александрович Егоров.»</w:t>
+      </w:r>
+    </w:p>
+    <w:p>
+      <w:r>
+        <w:rPr>
+          <w:rFonts w:ascii="Times New Roman" w:hAnsi="Times New Roman"/>
+          <w:b w:val="0"/>
+          <w:i w:val="0"/>
+          <w:sz w:val="24"/>
+        </w:rPr>
+      </w:r>
+    </w:p>
+    <w:p>
+      <w:r>
+        <w:rPr>
+          <w:rFonts w:ascii="Times New Roman" w:hAnsi="Times New Roman"/>
+          <w:b w:val="0"/>
+          <w:i w:val="0"/>
+          <w:sz w:val="24"/>
+        </w:rPr>
+        <w:t>«Центральный вопрос работы — как МТС Юренту перейти от роста через расширение парка к управлению отдачей уже сформированного регионального портфеля. Работа выстроена как цепочка из пяти шагов: диагноз города, выбор режима, рычаги в сезоне, KPI и эффект».</w:t>
       </w:r>
     </w:p>
     <w:p>
@@ -518,7 +539,7 @@
           <w:i w:val="0"/>
           <w:sz w:val="24"/>
         </w:rPr>
-        <w:t>Проектным выходом работы стал инструмент «Управление покрытием через стимулы», УПС. Он адресует ключевой фактор успеха со Слайда 7 — фактическую доступность самоката в нужной точке. Идея инструмента — снизить долю физической ребалансировки в общем объёме операций оператора, замещая её тремя типами стимулов. Первый механизм — стимул на стороне точки высадки: пользователю, завершающему поездку, предлагается небольшая выгода за выбор точки завершения в зоне дефицита. Второй — стимул на стороне точки посадки: скидка за выбор самоката из зоны переизбытка, это снижает плотность в перенасыщенных зонах. Третий — оплачиваемое микрозадание внешнему исполнителю в случаях, где пользовательских стимулов недостаточно. Ключевая цифра: средневзвешенная стоимость стимула — 26,5 рубля за операцию, стоимость физической ребалансировки — 120 рублей за операцию по данным эксперта МТС. Инструмент в 4,5 раза дешевле. УПС применяется в составе сценария S3 в режимах R2 и R3 — снижает потребность в физическом перемещении парка, не отменяя его полностью.</w:t>
+        <w:t>Проектным выходом работы стал инструмент «Управление покрытием через стимулы», УПС. Он адресует ключевой фактор успеха со Слайда 7 — фактическую доступность самоката в нужной точке. Логика инструмента — четырёхшаговая: сигнал локального дефицита доступности, отбор чувствительной точки и временного окна, выбор типа стимула, восстановление доступности. На третьем шаге работают три механизма. Первый — стимул на стороне точки высадки: пользователю, завершающему поездку, предлагается выгода за выбор точки завершения в зоне дефицита. Второй — стимул на стороне точки посадки: скидка за выбор самоката из зоны переизбытка. Третий — оплачиваемое микрозадание внешнему исполнителю в случаях, где пользовательских стимулов недостаточно. Ключевая цифра: средневзвешенная стоимость стимула — 26,5 рубля за операцию, стоимость физической ребалансировки — 120 рублей за операцию по данным эксперта МТС. Инструмент в 4,5 раза дешевле. УПС применяется в составе сценария S3 в режимах R2 и R3 — снижает физическую ребалансировку, не отменяя её полностью.</w:t>
       </w:r>
     </w:p>
     <w:p>
@@ -555,7 +576,7 @@
           <w:i w:val="0"/>
           <w:sz w:val="24"/>
         </w:rPr>
-        <w:t>Финансовая модель сценария S3 на демонстрационном портфеле даёт следующие результаты. Затраты года 1 — около 48 миллионов рублей: блок A, региональное управление — 22 миллиона; блок B, маркетинг — 7; блок C, инфраструктура и пилот УПС — 16, в том числе capex 8 миллионов; накладные — 3 миллиона. Эффекты EBITDA — 73 миллиона: прирост выручки в R2-городах от дифференциации даёт 12 миллионов; УПС-пилот в Екатеринбурге — 6 миллионов; оптимизация OpEx в режиме R3 в Москве — 52 миллиона за счёт сокращения зон с отрицательной предельной экономикой; экономия капвложений в нерентабельных малых городах — 3 миллиона. Чистый эффект года 1 относительно базовой линии S1 — плюс 25 миллионов рублей; диапазон чувствительности по консервативному и оптимистичному сценариям — от минус четырнадцати до плюс шестидесяти четырёх. Год 2 при тиражировании УПС на четыре города R2-кластера — плюс 80–100 миллионов. NPV проекта при ставке дисконтирования 20 процентов на трёхлетнем горизонте — плюс 134 миллиона рублей; период окупаемости — около восьми месяцев, то есть сезон одного пилота; ROI года 1 — 52 процента. Капитальная интенсивность проекта низкая — всего 8 миллионов на IT-инфраструктуру УПС; это делает проект безопасным с точки зрения горизонта стратегического планирования.</w:t>
+        <w:t>Принципиально важно: S3 окупается за счёт перенастройки уже существующего портфеля — capex проекта всего 8 миллионов рублей на IT-инфраструктуру УПС. Остальные затраты года 1 — 40 миллионов операционных, в сумме около 48 миллионов. Эффекты EBITDA — 73 миллиона: прирост выручки в R2-городах от дифференциации даёт 12 миллионов; УПС-пилот в Екатеринбурге — 6 миллионов; оптимизация OpEx в режиме R3 в Москве — 52 миллиона за счёт сокращения зон с отрицательной предельной экономикой; экономия капвложений в нерентабельных малых городах — 3 миллиона. Чистый эффект года 1 относительно базовой линии S1 — плюс 25 миллионов рублей; диапазон чувствительности — от минус четырнадцати до плюс шестидесяти четырёх. Год 2 при тиражировании УПС на четыре города R2-кластера — плюс 80–100 миллионов. NPV проекта при ставке дисконтирования 20 процентов на трёхлетнем горизонте — плюс 134 миллиона рублей; период окупаемости — около восьми месяцев, то есть сезон одного пилота; ROI года 1 — 52 процента, года 2 — 243 процента. Низкая капитальная интенсивность делает проект безопасным с точки зрения горизонта стратегического планирования.</w:t>
       </w:r>
     </w:p>
     <w:p>

--- a/vkr/Speech_15min.docx
+++ b/vkr/Speech_15min.docx
@@ -40,14 +40,13 @@
           <w:i/>
           <w:sz w:val="22"/>
         </w:rPr>
-        <w:t>Регламент: 15 минут. Объём: ~2 000 слов. 16 слайдов + 5 backup.</w:t>
+        <w:t>Регламент: 15 минут. 16 слайдов + 5 backup. Сверстано под v5 презентации.</w:t>
       </w:r>
     </w:p>
     <w:p>
       <w:r>
         <w:rPr>
           <w:rFonts w:ascii="Times New Roman" w:hAnsi="Times New Roman"/>
-          <w:b w:val="0"/>
           <w:i w:val="0"/>
           <w:sz w:val="24"/>
         </w:rPr>
@@ -63,25 +62,23 @@
           <w:b/>
           <w:sz w:val="24"/>
         </w:rPr>
-        <w:t>Стартовая фраза (Слайд 1) — учить наизусть</w:t>
+        <w:t>Стартовая фраза (Слайд 1 — Титул)</w:t>
       </w:r>
     </w:p>
     <w:p>
       <w:r>
         <w:rPr>
           <w:rFonts w:ascii="Times New Roman" w:hAnsi="Times New Roman"/>
-          <w:b w:val="0"/>
           <w:i w:val="0"/>
           <w:sz w:val="24"/>
         </w:rPr>
-        <w:t>«Добрый день, уважаемые члены государственной экзаменационной комиссии. Меня зовут Пётр Камашев, я представляю выпускную квалификационную работу на тему «Конкурентная стратегия МТС Юрент на региональных рынках кикшеринга в России». Научный руководитель — профессор Иван Александрович Егоров.»</w:t>
+        <w:t>«Добрый день, уважаемые члены государственной экзаменационной комиссии. Меня зовут Пётр Камашев, представляю выпускную квалификационную работу на тему «Конкурентная стратегия МТС Юрент на региональных рынках кикшеринга в России». Научный руководитель — профессор Иван Александрович Егоров».</w:t>
       </w:r>
     </w:p>
     <w:p>
       <w:r>
         <w:rPr>
           <w:rFonts w:ascii="Times New Roman" w:hAnsi="Times New Roman"/>
-          <w:b w:val="0"/>
           <w:i w:val="0"/>
           <w:sz w:val="24"/>
         </w:rPr>
@@ -91,11 +88,10 @@
       <w:r>
         <w:rPr>
           <w:rFonts w:ascii="Times New Roman" w:hAnsi="Times New Roman"/>
-          <w:b w:val="0"/>
           <w:i w:val="0"/>
           <w:sz w:val="24"/>
         </w:rPr>
-        <w:t>«Центральный вопрос работы — как МТС Юренту перейти от роста через расширение парка к управлению отдачей уже сформированного регионального портфеля. Работа выстроена как цепочка из пяти шагов: диагноз города, выбор режима, рычаги в сезоне, KPI и эффект».</w:t>
+        <w:t>«Центральный вопрос работы — как МТС Юренту перейти от роста через расширение парка к управлению отдачей уже сформированного регионального портфеля. Объектом является МТС Юрент как федеральный оператор кикшеринга, предметом — конкурентная стратегия на портфеле региональных рынков. Управленческая проблема в том, что экстенсивная модель роста через расширение парка и географии теряет эффективность на зрелом и неоднородном рынке. На рынке три фактора это подсвечивают: рынок зрелее — спрос в 2025 году впервые сжался на 6 %; парк ограничен — fleet cap и регуляторика делают каждый новый самокат дороже; города разные — утилизация между ними различается в 4 раза. Работа выстроена как цепочка из пяти шагов: диагноз города, выбор режима, рычаги в сезоне, KPI и эффект».</w:t>
       </w:r>
     </w:p>
     <w:p>
@@ -108,7 +104,7 @@
           <w:b/>
           <w:sz w:val="24"/>
         </w:rPr>
-        <w:t>Слайд 2</w:t>
+        <w:t>Слайд 2 — ЛОГИКА</w:t>
       </w:r>
     </w:p>
     <w:p>
@@ -121,18 +117,17 @@
           <w:b/>
           <w:sz w:val="24"/>
         </w:rPr>
-        <w:t>Рынок впервые сжался, а регионы расходятся — единая логика МТС Юрент по 187 локациям перестаёт работать</w:t>
+        <w:t>Цель ВКР — разработать систему стратегического выбора для портфеля региональных рынков</w:t>
       </w:r>
     </w:p>
     <w:p>
       <w:r>
         <w:rPr>
           <w:rFonts w:ascii="Times New Roman" w:hAnsi="Times New Roman"/>
-          <w:b w:val="0"/>
           <w:i w:val="0"/>
           <w:sz w:val="24"/>
         </w:rPr>
-        <w:t>Объект исследования — МТС Юрент как оператор кикшеринга на портфеле региональных рынков России. Управленческая проблема — следующая. Российский рынок кикшеринга в 2025 году впервые показал отрицательную динамику: поездки сократились на 6 %, выручка лидера Whoosh упала на 13 %, а EBITDA-маржа кикшеринга у бенчмарк-оператора снизилась с 42 до 28 процентов. На этом фоне региональные рынки расходятся по структурным условиям: Санкт-Петербург за полугодие прибавил 42 % поездок, Москва потеряла 14 %, а утилизация парка различается между городами в четыре раза. Единая логика присутствия в портфеле теряет управленческую состоятельность, и формализованной процедуры выбора режима по городам у МТС Юрент сегодня нет — стратегические решения принимаются как набор разовых кейсов. Это и есть управленческая проблема, на которую отвечает работа.</w:t>
+        <w:t>Цель работы — разработать аналитическую систему стратегического выбора оператора кикшеринга в портфеле региональных рынков и применить её к МТС Юрент. Логика работы строится по пяти шагам: проблема и рынок, диагностика Юрента, выбор сценария, режимы и УПС, эффект и риски. Выход работы — сценарий S3, система режимов R1–R3, проектный инструмент УПС, финансовая модель на пяти городах и KPI пилота.</w:t>
       </w:r>
     </w:p>
     <w:p>
@@ -145,7 +140,7 @@
           <w:b/>
           <w:sz w:val="24"/>
         </w:rPr>
-        <w:t>Слайд 3</w:t>
+        <w:t>Слайд 3 — МЕТОДЫ</w:t>
       </w:r>
     </w:p>
     <w:p>
@@ -158,18 +153,17 @@
           <w:b/>
           <w:sz w:val="24"/>
         </w:rPr>
-        <w:t>Цель — построить систему стратегического выбора и применить её к МТС Юрент</w:t>
+        <w:t>Выводы основаны на публичной аналитике, внутренних данных оператора и сценарной финмодели</w:t>
       </w:r>
     </w:p>
     <w:p>
       <w:r>
         <w:rPr>
           <w:rFonts w:ascii="Times New Roman" w:hAnsi="Times New Roman"/>
-          <w:b w:val="0"/>
           <w:i w:val="0"/>
           <w:sz w:val="24"/>
         </w:rPr>
-        <w:t>Цель работы — разработать аналитическую систему стратегического выбора оператора кикшеринга в портфеле региональных рынков и применить её к МТС Юрент. Логика работы строится по линейной цепочке: внешняя среда, внутренняя диагностика, стратегические альтернативы, выбор сценария, проектное наполнение, оценка эффекта. Семь задач: систематизация литературы, диагностика рынка, построение иерархии факторов регионального различения, разработка каркаса режимов, сопоставление сценариев, разработка проектного инструмента и построение финансовой модели. Каждая задача — отдельный блок работы; за следующие тринадцать минут я покажу, как они складываются в одно стратегическое решение.</w:t>
+        <w:t>Доказательная база сочетает четыре блока. Диагностика рынка — TrueSharing 2023–2025, отчётность Whoosh и МТС, деловая пресса. Внутренняя база — поквартальные данные МТС Юрент по 86 субъектам РФ за 2024 и 9 месяцев 2025 года, предоставленные руководителем M&amp;A МТС. Экспертиза — два информанта, эксперт А. из M&amp;A МТС и эксперт Б., научный руководитель, для калибровки логики. Методы — PESTEL, конкурентный анализ, трёхуровневая иерархия факторов, критериальное сравнение сценариев, финансовая модель. Демонстрационный портфель из 5 городов покрывает 94 % выручки оператора в России. ИИ использовался как вспомогательный инструмент для обработки источников и редактуры; стратегические решения, выбор сценария и параметры финмодели — авторские; декларация в Приложении А ВКР.</w:t>
       </w:r>
     </w:p>
     <w:p>
@@ -182,7 +176,7 @@
           <w:b/>
           <w:sz w:val="24"/>
         </w:rPr>
-        <w:t>Слайд 4</w:t>
+        <w:t>Слайд 4 — РЫНОК</w:t>
       </w:r>
     </w:p>
     <w:p>
@@ -195,18 +189,17 @@
           <w:b/>
           <w:sz w:val="24"/>
         </w:rPr>
-        <w:t>Методология: 5 теоретических линий и закрытые данные по 86 субъектам РФ</w:t>
+        <w:t>Российский рынок перешёл от роста парка к борьбе за эффективность</w:t>
       </w:r>
     </w:p>
     <w:p>
       <w:r>
         <w:rPr>
           <w:rFonts w:ascii="Times New Roman" w:hAnsi="Times New Roman"/>
-          <w:b w:val="0"/>
           <w:i w:val="0"/>
           <w:sz w:val="24"/>
         </w:rPr>
-        <w:t>Для обеспечения доказательности выводов я использовал комбинацию методов. Теоретическая основа — пять линий: ресурсная теория фирмы Wernerfelt и Barney, концепция динамических способностей Teece, теория платформенной конкуренции, эмпирические исследования рынков шеринговой микромобильности и системная экономика Клейнера как российская рамка управления компанией в системно неоднородной среде. Из этих линий выведены пять критериев оценки стратегических сценариев — к ним я вернусь на Слайде 10. Эмпирическая база — три типа источников: открытая отчётность ПАО «МТС» и ПАО «ВУШ Холдинг» за 2022–2025 годы, отраслевая аналитика и деловая пресса, два экспертных информанта — руководитель подразделения M&amp;A МТС и научный руководитель. Главный закрытый источник — внутренние поквартальные данные МТС Юрент по 86 субъектам РФ за 2024 год и девять месяцев 2025 года. Демонстрационный портфель из пяти городов покрывает 94 % выручки сервиса в России. Отдельно отмечу: для обработки источников, форматирования и редактуры использовал инструменты ИИ — ChatGPT и Claude; стратегические решения, выбор сценария, интерпретация данных и параметры финансовой модели — авторские; полная декларация — в Приложении А ВКР.</w:t>
+        <w:t>На объект одновременно воздействуют четыре фактора внешней среды. Первое — рынок: в 2024 году 31,1 миллиарда рублей и 281,6 миллиона поездок, 96,8 % у топ-3, а в 2025 впервые отрицательная динамика — минус 6 % поездок. У Whoosh минус 7 % поездок, минус 13 % выручки, EBITDA-маржа кикшеринга упала с 42,3 % до 28,6 %. Второе — капитал: ключевая ставка ЦБ 21 % при сроке службы парка 2–3 сезона делает экстенсивный рост дороже. Третье — регуляторика расходится по городам: верификация через mos.ru в Москве, соглашения в Санкт-Петербурге, угрозы расторжения в Екатеринбурге. Четвёртое — сезон 2025 начался не в марте, а в июне. Совокупный эффект: на зрелой стадии конкурентный результат зависит от отдачи уже размещённого парка, а не от его прироста.</w:t>
       </w:r>
     </w:p>
     <w:p>
@@ -219,7 +212,7 @@
           <w:b/>
           <w:sz w:val="24"/>
         </w:rPr>
-        <w:t>Слайд 5</w:t>
+        <w:t>Слайд 5 — ПОРТФЕЛЬ</w:t>
       </w:r>
     </w:p>
     <w:p>
@@ -232,18 +225,17 @@
           <w:b/>
           <w:sz w:val="24"/>
         </w:rPr>
-        <w:t>Внешняя среда: рынок сжался впервые за 5 лет, сезон сократился, капитал подорожал</w:t>
+        <w:t>Внутри портфеля Юрента 5 городов расходятся в 4× по утилизации</w:t>
       </w:r>
     </w:p>
     <w:p>
       <w:r>
         <w:rPr>
           <w:rFonts w:ascii="Times New Roman" w:hAnsi="Times New Roman"/>
-          <w:b w:val="0"/>
           <w:i w:val="0"/>
           <w:sz w:val="24"/>
         </w:rPr>
-        <w:t>На объект одновременно воздействуют четыре фактора внешней среды. Первое — рынок: по данным Платформы ОФД, поездки в России в 2025 году сократились на 6 %, у лидера Whoosh — на 7 %, маржа кикшеринга упала с 42 до 28 процентов. Второе — капитал: ключевая ставка ЦБ 21 % в 2025 году существенно повышает стоимость финансирования парка со сроком службы два-три сезона и стоимостью единицы 60–90 тысяч рублей. Третье — региональная регуляторика: режимы расходятся в широком диапазоне — от обязательной верификации через mos.ru в Москве до угроз расторжения соглашений с операторами в Екатеринбурге. Четвёртое — сезон 2025 года сжался: начался не в марте, а в июне, что лишило операторов первого квартала и повысило чувствительность к погоде. Совокупный эффект — прежняя логика расширения парка и географии перестаёт быть достаточным основанием конкурентной борьбы.</w:t>
+        <w:t>Даже на пяти городах демонстрационного портфеля параметры расходятся в разные стороны. Утилизация — почти четырёхкратный разрыв: Москва 1 073 поездки на самокат в год, Новосибирск 277. Динамика год к году за 9 месяцев 2025 — от минус 10 % в Краснодаре до плюс 129 % в Новосибирске. Регуляторика — от жёсткой в Москве до умеренной в трёх других. Позиция МТС Юрент во всех пяти — преследователь. Из этой неоднородности вытекает невозможность единого режима по портфелю и предварительные гипотезы режимов: Москва — R3 в ограниченной форме, СПб — R2 с переходом к R3, Екатеринбург — R2 с пилотом УПС, Краснодар — R2 или R3, Новосибирск — R2 или R3 с приоритетом эффективности. Это рамка, которую я разворачиваю на следующих слайдах.</w:t>
       </w:r>
     </w:p>
     <w:p>
@@ -256,7 +248,7 @@
           <w:b/>
           <w:sz w:val="24"/>
         </w:rPr>
-        <w:t>Слайд 6</w:t>
+        <w:t>Слайд 6 — КОНКУРЕНЦИЯ</w:t>
       </w:r>
     </w:p>
     <w:p>
@@ -269,18 +261,17 @@
           <w:b/>
           <w:sz w:val="24"/>
         </w:rPr>
-        <w:t>Региональная неоднородность: пять рынков расходятся по структурным условиям</w:t>
+        <w:t>КФУ на зрелой стадии — доступность покрытия; у МТС Юрент гэп 49 vs 67 тыс. ₽ с лидером</w:t>
       </w:r>
     </w:p>
     <w:p>
       <w:r>
         <w:rPr>
           <w:rFonts w:ascii="Times New Roman" w:hAnsi="Times New Roman"/>
-          <w:b w:val="0"/>
           <w:i w:val="0"/>
           <w:sz w:val="24"/>
         </w:rPr>
-        <w:t>Демонстрационный портфель из пяти городов даёт срез на 94 % выручки оператора в России. Цифры расходятся в разные стороны: утилизация парка от 1 073 поездок на самокат в год в Москве до 277 в Новосибирске — почти четырёхкратный разрыв. Динамика год к году за девять месяцев 2025 года — от минус десяти процентов в Краснодаре до плюс ста двадцати девяти в Новосибирске. Регуляторная среда — от жёсткой в Москве до умеренной в трёх других городах. Позиция МТС Юрент во всех пяти городах одна — преследователь, но условия рынков принципиально разные. Такая неоднородность физически не допускает единого режима по портфелю — на одном слайде видно, почему стратегические решения по этим рынкам не могут приниматься через одну универсальную процедуру.</w:t>
+        <w:t>Конкурентный анализ показал олигополию трёх операторов: Whoosh опирается на масштаб парка и вертикальную интеграцию, МТС Юрент — на экосистему МТС и платформу Eleven, Яндекс — на трафик суперприложения. У МТС Юрент системный гэп: 49 тысяч рублей выручки на самокат в год против 67 тысяч у Whoosh. Принципиально важно: гэп возникает не из-за меньшего парка, а из-за более низкой эффективности уже размещённого парка. Ключевые факторы успеха на зрелой стадии три: фактическая доступность самоката в нужной точке и в нужное время, экономика на единицу парка, операционная исполнимость. Из них первый — доступность покрытия — критический. К нему привязан проектный инструмент УПС, о нём — на Слайде 12.</w:t>
       </w:r>
     </w:p>
     <w:p>
@@ -293,7 +284,7 @@
           <w:b/>
           <w:sz w:val="24"/>
         </w:rPr>
-        <w:t>Слайд 7</w:t>
+        <w:t>Слайд 7 — ВНУТРИ</w:t>
       </w:r>
     </w:p>
     <w:p>
@@ -306,18 +297,17 @@
           <w:b/>
           <w:sz w:val="24"/>
         </w:rPr>
-        <w:t>Конкурентная позиция: ключевой фактор успеха — доступность покрытия, у Юрента системный гэп</w:t>
+        <w:t>Внутри сильная экосистема МТС и Eleven, но централизованная управленческая логика для 187 локаций</w:t>
       </w:r>
     </w:p>
     <w:p>
       <w:r>
         <w:rPr>
           <w:rFonts w:ascii="Times New Roman" w:hAnsi="Times New Roman"/>
-          <w:b w:val="0"/>
           <w:i w:val="0"/>
           <w:sz w:val="24"/>
         </w:rPr>
-        <w:t>Конкурентный анализ показал, что к 2025 году на российском рынке сложилась олигополия трёх операторов с долей 96,8 процента от выручки. Игроки различаются стратегической логикой: Whoosh опирается на масштаб парка и вертикальную интеграцию, МТС Юрент — на экосистему МТС и платформу Eleven, Яндекс — на трафик суперприложения. Ключевой фактор успеха на зрелой стадии рынка — фактическая доступность самоката в нужной точке и в нужное время, качество покрытия с учётом микрогеометрии города. По этому фактору у МТС Юрент системный гэп: выручка на один самокат в год — 49 тысяч рублей против 67 тысяч у Whoosh. Принципиально важно: разрыв возникает не из-за меньшего парка, а из-за более низкой эффективности уже размещённого парка. В разрезе городов разрыв различается в три раза. Закрытие гэпа не сводится к универсальному наращиванию парка и требует дифференциации действий по типам региональных рынков — к этому я ещё вернусь, когда буду показывать проектный инструмент УПС, который напрямую адресует этот ключевой фактор успеха.</w:t>
+        <w:t>Внутренний анализ показал сильные и слабые стороны компании. Сильные: встроенность в экосистему МТС с 80 миллионами абонентов, MTS ID, Premium, обезличенная геоаналитика; технологическая платформа после приобретения Eleven; 120 тысяч СИМ в 187 локациях; гибкость пилотирования. Слабые: централизованная управленческая логика, нет процедуры назначения режимов городам, ограниченная локальная экспертиза, систематическое отставание по утилизации и выручке на самокат. В терминах динамических способностей: операционный блок развит, способность перестраивать ресурсы под изменения рынка — в начальной зрелости. Проблема не в отсутствии ресурсов, а в том, что текущая модель не превращает их в региональный результат.</w:t>
       </w:r>
     </w:p>
     <w:p>
@@ -330,7 +320,7 @@
           <w:b/>
           <w:sz w:val="24"/>
         </w:rPr>
-        <w:t>Слайд 8</w:t>
+        <w:t>Слайд 8 — ДИАГНОЗ</w:t>
       </w:r>
     </w:p>
     <w:p>
@@ -343,18 +333,17 @@
           <w:b/>
           <w:sz w:val="24"/>
         </w:rPr>
-        <w:t>Внутри сильная экосистема МТС, но централизованная управленческая логика для 187 локаций</w:t>
+        <w:t>Портфель стал неоднородным быстрее, чем управленческая модель оператора</w:t>
       </w:r>
     </w:p>
     <w:p>
       <w:r>
         <w:rPr>
           <w:rFonts w:ascii="Times New Roman" w:hAnsi="Times New Roman"/>
-          <w:b w:val="0"/>
           <w:i w:val="0"/>
           <w:sz w:val="24"/>
         </w:rPr>
-        <w:t>Внутренний анализ показал, что МТС Юрент уже обладает ресурсами для дифференцированной стратегии. Сильные стороны: встроенность в экосистему МТС с 80 миллионами абонентов, единый MTS ID, подписочная модель через Premium, обезличенная геоаналитика; технологическая платформа после приобретения белорусского разработчика Eleven; парк около 120 тысяч СИМ и присутствие в 187 локациях с отстроенными процедурами обслуживания; предпринимательская гибкость — компактная команда, короткий контур принятия решений. Слабые стороны: централизованная управленческая логика, мало чувствительная к различиям регионов; отсутствие формализованной процедуры назначения режимов городам; ограниченная локальная экспертиза; систематическое отставание по утилизации и выручке на самокат относительно лидера. В терминах концепции динамических способностей операционный блок развит, а способность воспроизводимо перестраивать ресурсы под изменения рынка находится в начальной зрелости. То есть проблема не в отсутствии потенциала, а в том, что текущая модель не превращает имеющиеся ресурсы в устойчивый региональный результат.</w:t>
+        <w:t>Сводный стратегический диагноз формулируется так. Федеральный масштаб и зрелый рынок — это исходная ситуация. Разные города по спросу, регуляторике, сезонности, конкуренции — фактический разрыв. Единая логика управления теряет точность — последствие. Нужна система «город → режим → KPI» — требуемый ответ. Причины разрыва: стагнация совокупного спроса, регуляторная фрагментация, разная утилизация парка по городам. Если ничего не менять — ошибки в масштабе присутствия, избыточный OpEx в тяжёлых рынках, недоиспользование роста в R2-городах. Ответ работы — портфельная стратегия с разными режимами и общим контуром контроля плюс дорожная карта пилота УПС.</w:t>
       </w:r>
     </w:p>
     <w:p>
@@ -367,7 +356,7 @@
           <w:b/>
           <w:sz w:val="24"/>
         </w:rPr>
-        <w:t>Слайд 9</w:t>
+        <w:t>Слайд 9 — РАМКА</w:t>
       </w:r>
     </w:p>
     <w:p>
@@ -380,18 +369,17 @@
           <w:b/>
           <w:sz w:val="24"/>
         </w:rPr>
-        <w:t>Стратегический диагноз: единая модель присутствия исчерпала источник новой ценности</w:t>
+        <w:t>Рамка I-II-III переводит различия городов в параметры стратегического выбора</w:t>
       </w:r>
     </w:p>
     <w:p>
       <w:r>
         <w:rPr>
           <w:rFonts w:ascii="Times New Roman" w:hAnsi="Times New Roman"/>
-          <w:b w:val="0"/>
           <w:i w:val="0"/>
           <w:sz w:val="24"/>
         </w:rPr>
-        <w:t>Сводный стратегический диагноз формулируется так. Ключевой разрыв состоит в том, что МТС Юрент работает с принципиально неоднородной портфельной средой через единообразную управленческую логику. Этот разрыв вызван тремя причинами: переходом рынка от экстенсивного роста к зрелой конкурентной стадии, расхождением региональных условий по структурным факторам и слабой формализацией регионального управления внутри компании. Если сохранить текущую модель, оператор столкнётся с ухудшением экономики покрытия и потерей источника новой ценности от расширения парка и географии. Поэтому нужен не частный набор улучшений, а целостная стратегия. Для систематической работы с неоднородностью я ввёл два связанных инструмента: трёхуровневую иерархию факторов различения региональных рынков и пять критериев оценки стратегических сценариев, выведенных из теоретической основы. Иерархия позволяет на верхних уровнях выбирать режим присутствия, на нижних — конкретные рычаги. Критерии превращают выбор сценария в воспроизводимую процедуру.</w:t>
+        <w:t>Главный методический результат работы — две конструкции. Слева — трёхуровневая иерархия факторов различения. Уровень I, структурная конфигурация: ёмкость, регуляторика, конкуренция, положение МТС Юрент на рынке — задаёт выбор режима R1, R2 или R3. Уровень II, операционная исполнимость: сезонность, плотность спроса, стоимость покрытия — проверяет осуществимость режима в сезоне. Уровень III, тактические рычаги: цены, промо, партнёрства, переразмещение парка, УПС — это рычаги внутри уже выбранного режима. Справа — пять критериев оценки сценариев, выведенных из теории: ресурсная защитимость, согласованность с динамическими способностями, операционная исполнимость, финансовый эффект, профиль риска. I и II дают диагноз города, III показывает доступные рычаги управления.</w:t>
       </w:r>
     </w:p>
     <w:p>
@@ -404,7 +392,7 @@
           <w:b/>
           <w:sz w:val="24"/>
         </w:rPr>
-        <w:t>Слайд 10</w:t>
+        <w:t>Слайд 10 — АЛЬТЕРНАТИВЫ</w:t>
       </w:r>
     </w:p>
     <w:p>
@@ -417,18 +405,17 @@
           <w:b/>
           <w:sz w:val="24"/>
         </w:rPr>
-        <w:t>Три сценария по 5 критериям — S3 побеждает по четырём из пяти</w:t>
+        <w:t>Из трёх альтернатив оптимальна диверсификация режимов по портфелю — S3</w:t>
       </w:r>
     </w:p>
     <w:p>
       <w:r>
         <w:rPr>
           <w:rFonts w:ascii="Times New Roman" w:hAnsi="Times New Roman"/>
-          <w:b w:val="0"/>
           <w:i w:val="0"/>
           <w:sz w:val="24"/>
         </w:rPr>
-        <w:t>На основе диагноза рассмотрены три стратегические альтернативы. Первая — S1, сохранение текущей единой логики действий ко всем регионам. Вторая — S2, единый режим удержания с операционной адаптацией. Третья — S3, диверсификация режимов по сценарно-однородным группам рынков. Сравнение проводилось по пяти критериям: ресурсно-теоретическая защитимость, согласованность с динамическими способностями, операционная исполнимость, финансово-операционный эффект и профиль риска. Результаты сопоставления видны на матрице: S3 сильнее альтернатив по четырём критериям из пяти. Уступает только по операционной исполнимости в горизонте перестройки, поскольку требует одновременной поддержки нескольких режимов в разных городах. Этот проигрыш не блокирует выбор: для него предусмотрены управленческие компенсаторы — поэтапное внедрение, функция портфельного управления и единообразие на уровне продукта при дифференциации операционной модели. Подробно компенсаторы — на Слайде 15.</w:t>
+        <w:t>На основе диагноза рассмотрены три альтернативы. S1 — сохранение текущей единой логики; S2 — единый режим удержания с операционной адаптацией; S3 — диверсификация режимов по сценарно-однородным группам рынков. Сравнение по пяти критериям. По ресурсной защитимости S3 лучший: ресурсы МТС работают там, где дают эффект. По динамическим способностям — лучший: воспроизводимое различение рынков. По операционной исполнимости S3 проигрывает — нужны компенсаторы. По финансовому эффекту S3 лучший при пилоте и контроле OpEx. По профилю риска — распределён, но требует координации. Итог: S3 решает исходный разрыв при управляемых рисках. Уступает только по критерию 3 — адресовано компенсаторами на Слайде 15.</w:t>
       </w:r>
     </w:p>
     <w:p>
@@ -441,7 +428,7 @@
           <w:b/>
           <w:sz w:val="24"/>
         </w:rPr>
-        <w:t>Слайд 11</w:t>
+        <w:t>Слайд 11 — СТРАТЕГИЯ</w:t>
       </w:r>
     </w:p>
     <w:p>
@@ -454,18 +441,17 @@
           <w:b/>
           <w:sz w:val="24"/>
         </w:rPr>
-        <w:t>Выбран S3 — диверсификация режимов по сценарно-однородным группам рынков</w:t>
+        <w:t>S3 — управление портфелем режимов, назначенных конкретным городам, с пересмотром каждый сезон</w:t>
       </w:r>
     </w:p>
     <w:p>
       <w:r>
         <w:rPr>
           <w:rFonts w:ascii="Times New Roman" w:hAnsi="Times New Roman"/>
-          <w:b w:val="0"/>
           <w:i w:val="0"/>
           <w:sz w:val="24"/>
         </w:rPr>
-        <w:t>Выбранная стратегия — диверсификация режимов по портфелю региональных рынков. Её суть в том, что оператор переходит от единой логики ко всем рынкам к назначению каждому рынку режима по фактическим параметрам и регулярному пересмотру этого назначения каждый сезон. На демонстрационном портфеле из пяти городов S3 операционализируется так: Москва — режим удержания в ограниченной форме при жёсткой регуляторике; Санкт-Петербург — атака с переходом к удержанию при ужесточении регуляторики; Краснодар — атака или удержание по фактической позиции; Екатеринбург — атака с пилотом проектного инструмента, об этом отдельно; Новосибирск — атака с приоритетом эффективности при коротком сезоне. Принципиально важно: S3 — не статическая кластеризация городов, а воспроизводимая управленческая процедура. Именно это делает её сложной для копирования конкурентом. По терминологии Reed и DeFillippi 1990 года — конкурентное преимущество защищается причинной неопределённостью организационного исполнения: конкуренту недостаточно воспроизвести матрицу режимов, нужно создать сопоставимую функцию портфельного управления и локальной адаптации.</w:t>
+        <w:t>Содержательное наполнение S3 — три режима. R1 «Плацдарм» — закрепление: минимальная плотность парка, операционные стандарты, контакты с городом, ограниченное промо. KPI: покрытие ключевых зон, базовая утилизация, отсутствие конфликтов. R2 «Атака» — рост доли: расширение и переразмещение парка, плотность ключевых зон, клиентская и ценовая работа, УПС. KPI: поездки, доля относительно лидера, активная аудитория, выручка на самокат. R3 «Удержание» — защита экономики: дисциплина расстановки, снижение издержек обслуживания, защита микролокаций, удержание пользователей. KPI: доля поездок, выручка на самокат, ребалансировка, EBITDA-маржа. Назначение по 5 городам: Москва — R3 ограниченное, СПб — R2 с переходом к R3, Екатеринбург — R2 с пилотом УПС, Краснодар — R2/R3 по сезону, Новосибирск — R2/R3 с приоритетом эффективности. S3 — не статическая кластеризация, а воспроизводимая процедура с пересмотром каждый сезон.</w:t>
       </w:r>
     </w:p>
     <w:p>
@@ -478,7 +464,7 @@
           <w:b/>
           <w:sz w:val="24"/>
         </w:rPr>
-        <w:t>Слайд 12</w:t>
+        <w:t>Слайд 12 — ИНСТРУМЕНТ</w:t>
       </w:r>
     </w:p>
     <w:p>
@@ -491,18 +477,17 @@
           <w:b/>
           <w:sz w:val="24"/>
         </w:rPr>
-        <w:t>Каркас режимов R1–R3 покрывает жизненный цикл присутствия оператора на рынке</w:t>
+        <w:t>УПС превращает локальный дефицит доступности в управляемое действие, в 4,5× дешевле ребалансировки</w:t>
       </w:r>
     </w:p>
     <w:p>
       <w:r>
         <w:rPr>
           <w:rFonts w:ascii="Times New Roman" w:hAnsi="Times New Roman"/>
-          <w:b w:val="0"/>
           <w:i w:val="0"/>
           <w:sz w:val="24"/>
         </w:rPr>
-        <w:t>Содержательное наполнение S3 — система трёх режимов конкурентных действий. R1 «Плацдарм» — закрепление на новом или слабо освоенном рынке без агрессивной экспансии; назначается при доле меньше 15 процентов; рычаги — минимально достаточный парк и отстройка процессов. R2 «Атака» — рост доли поездок в позиции преследователя при наличии резерва плотности; назначается при доле 15–35 процентов; рычаги — расширение покрытия, активная ценовая политика и проектный инструмент УПС. R3 «Удержание» — защита позиции при приоритете операционной эффективности; назначается при доле больше 35 процентов или при жёсткой регуляторике в ограниченной форме; рычаги — дисциплина расстановки, оптимизация OpEx, УПС. Каждый режим описан через однородный набор полей: цель, условия применения, рычаги, KPI и ограничения. Именно однородность полей делает диагностики разных городов сопоставимыми между собой и с действиями лидера рынка.</w:t>
+        <w:t>Проектным выходом работы стал инструмент «Управление покрытием через стимулы», УПС. Он адресует ключевой фактор успеха со Слайда 6 — фактическую доступность самоката. Логика — четырёхшаговая: сигнал дефицита, отбор точки и временного окна, выбор стимула, доступность восстановлена. На третьем шаге работают три механизма. М1 — стимул на стороне точки высадки: бонус за завершение поездки в зоне дефицита. М2 — стимул на стороне точки посадки: стимул взять самокат из зоны переизбытка. М3 — оплачиваемое микрозадание внешнему исполнителю. Ключевая цифра: средневзвешенная стоимость стимула 26,5 рубля за операцию против 120 рублей физической ребалансировки по данным эксперта МТС — в 4,5 раза дешевле. В пилоте Екатеринбурга денежный эффект сезона около 11,7 миллиона рублей, EBITDA-вклад около 6 миллионов. УПС применяется в режимах R2 и R3, не отменяя физическую ребалансировку полностью.</w:t>
       </w:r>
     </w:p>
     <w:p>
@@ -515,7 +500,7 @@
           <w:b/>
           <w:sz w:val="24"/>
         </w:rPr>
-        <w:t>Слайд 13</w:t>
+        <w:t>Слайд 13 — ФИНМОДЕЛЬ</w:t>
       </w:r>
     </w:p>
     <w:p>
@@ -528,18 +513,17 @@
           <w:b/>
           <w:sz w:val="24"/>
         </w:rPr>
-        <w:t>Проектный инструмент УПС: стимул в 4,5× дешевле физической ребалансировки</w:t>
+        <w:t>S3 окупается за счёт перенастройки уже существующего портфеля: +25 млн EBITDA год 1, NPV +134 млн при WACC 20 %</w:t>
       </w:r>
     </w:p>
     <w:p>
       <w:r>
         <w:rPr>
           <w:rFonts w:ascii="Times New Roman" w:hAnsi="Times New Roman"/>
-          <w:b w:val="0"/>
           <w:i w:val="0"/>
           <w:sz w:val="24"/>
         </w:rPr>
-        <w:t>Проектным выходом работы стал инструмент «Управление покрытием через стимулы», УПС. Он адресует ключевой фактор успеха со Слайда 7 — фактическую доступность самоката в нужной точке. Логика инструмента — четырёхшаговая: сигнал локального дефицита доступности, отбор чувствительной точки и временного окна, выбор типа стимула, восстановление доступности. На третьем шаге работают три механизма. Первый — стимул на стороне точки высадки: пользователю, завершающему поездку, предлагается выгода за выбор точки завершения в зоне дефицита. Второй — стимул на стороне точки посадки: скидка за выбор самоката из зоны переизбытка. Третий — оплачиваемое микрозадание внешнему исполнителю в случаях, где пользовательских стимулов недостаточно. Ключевая цифра: средневзвешенная стоимость стимула — 26,5 рубля за операцию, стоимость физической ребалансировки — 120 рублей за операцию по данным эксперта МТС. Инструмент в 4,5 раза дешевле. УПС применяется в составе сценария S3 в режимах R2 и R3 — снижает физическую ребалансировку, не отменяя её полностью.</w:t>
+        <w:t>Финансовая модель сценария S3 на пяти городах с базовой выручкой 4,17 миллиарда рублей даёт следующие результаты. Затраты года 1: управление, маркетинг, УПС, накладные — 48 миллионов рублей. Эффекты: R2-прирост выручки в Санкт-Петербурге, Екатеринбурге, Краснодаре, Новосибирске — плюс 12 миллионов EBITDA. УПС-пилот в Екатеринбурге — плюс 6. R3-Москва, оптимизация OpEx минус 2 % от выручки — плюс 52. R1/R2 малые города, экономия капвложений — плюс 3. Итого эффектов 73 миллиона. Чистый эффект года 1 — плюс 25 миллионов рублей. Чувствительность от минус 14 до плюс 64. Год 2 при тиражировании УПС — плюс 80–100 миллионов. NPV при ставке дисконтирования 20 % на трёхлетнем горизонте — плюс 134 миллиона. Payback около 8 месяцев, то есть один пилотный сезон. ROI года 1 — 52 %, года 2 — 243 %. Главный драйвер модели — перераспределение режимов, снижение OpEx в тяжёлых рынках и пилот УПС там, где есть локальный дефицит.</w:t>
       </w:r>
     </w:p>
     <w:p>
@@ -552,7 +536,7 @@
           <w:b/>
           <w:sz w:val="24"/>
         </w:rPr>
-        <w:t>Слайд 14</w:t>
+        <w:t>Слайд 14 — ПЛАН</w:t>
       </w:r>
     </w:p>
     <w:p>
@@ -565,18 +549,17 @@
           <w:b/>
           <w:sz w:val="24"/>
         </w:rPr>
-        <w:t>Финансовая модель: +25 млн ₽ EBITDA в год 1, NPV +134 млн при WACC 20 %</w:t>
+        <w:t>S3 запускается через пилот в Екатеринбурге, не через одномоментную перестройку</w:t>
       </w:r>
     </w:p>
     <w:p>
       <w:r>
         <w:rPr>
           <w:rFonts w:ascii="Times New Roman" w:hAnsi="Times New Roman"/>
-          <w:b w:val="0"/>
           <w:i w:val="0"/>
           <w:sz w:val="24"/>
         </w:rPr>
-        <w:t>Принципиально важно: S3 окупается за счёт перенастройки уже существующего портфеля — capex проекта всего 8 миллионов рублей на IT-инфраструктуру УПС. Остальные затраты года 1 — 40 миллионов операционных, в сумме около 48 миллионов. Эффекты EBITDA — 73 миллиона: прирост выручки в R2-городах от дифференциации даёт 12 миллионов; УПС-пилот в Екатеринбурге — 6 миллионов; оптимизация OpEx в режиме R3 в Москве — 52 миллиона за счёт сокращения зон с отрицательной предельной экономикой; экономия капвложений в нерентабельных малых городах — 3 миллиона. Чистый эффект года 1 относительно базовой линии S1 — плюс 25 миллионов рублей; диапазон чувствительности — от минус четырнадцати до плюс шестидесяти четырёх. Год 2 при тиражировании УПС на четыре города R2-кластера — плюс 80–100 миллионов. NPV проекта при ставке дисконтирования 20 процентов на трёхлетнем горизонте — плюс 134 миллиона рублей; период окупаемости — около восьми месяцев, то есть сезон одного пилота; ROI года 1 — 52 процента, года 2 — 243 процента. Низкая капитальная интенсивность делает проект безопасным с точки зрения горизонта стратегического планирования.</w:t>
+        <w:t>Дорожная карта пилота УПС на 12 месяцев включает пять этапов. Месяц 1 — диагностика: фиксация чувствительных микролокаций и базовых значений KPI. Месяц 2 — запуск механизмов М1 и М2, стимулов для пользователей. Месяц 3 — подключение М3, микрозаданий внешним исполнителям. Месяц 4 — калибровка параметров стимулов, расширение зоны. Месяц 5 — итоги пилота и решение о тиражировании. После пилота с года 2 — тиражирование на Санкт-Петербург, Краснодар и Новосибирск, это R2-кластер, с пересмотром режима по фактическим KPI каждый сезон. Четыре KPI пилота: прирост поездок в зонах, снижение доли физической ребалансировки, стоимость стимула на предотвращённую потерю, отклик пользователей.</w:t>
       </w:r>
     </w:p>
     <w:p>
@@ -589,7 +572,7 @@
           <w:b/>
           <w:sz w:val="24"/>
         </w:rPr>
-        <w:t>Слайд 15</w:t>
+        <w:t>Слайд 15 — РИСКИ</w:t>
       </w:r>
     </w:p>
     <w:p>
@@ -602,18 +585,17 @@
           <w:b/>
           <w:sz w:val="24"/>
         </w:rPr>
-        <w:t>Поэтапное внедрение: пилот в Екатеринбурге → масштабирование на R2-кластер в год 2</w:t>
+        <w:t>S3 управляем при наличии отдельного портфельного контура и регулярного пересмотра режимов по KPI</w:t>
       </w:r>
     </w:p>
     <w:p>
       <w:r>
         <w:rPr>
           <w:rFonts w:ascii="Times New Roman" w:hAnsi="Times New Roman"/>
-          <w:b w:val="0"/>
           <w:i w:val="0"/>
           <w:sz w:val="24"/>
         </w:rPr>
-        <w:t>Внедрение S3 идёт через пилот УПС в Екатеринбурге на горизонте 12 месяцев. Первый месяц — диагностика: фиксация чувствительных микролокаций и базовых значений KPI. Второй — запуск механизмов М1 и М2, стимулов для пользователей. Третий — подключение М3, микрозаданий внешним исполнителям. Четвёртый — калибровка параметров стимулов и расширение зоны. Пятый — итоги пилота и решение о тиражировании на Санкт-Петербург, Краснодар и Новосибирск с года 2. Управленческие риски S3 — шесть штук, у каждого предусмотрен компенсатор. Рассинхронизация режимов снимается функцией портфельного управления; потеря единого пользовательского опыта — единообразием на уровне продукта; кадровая нагрузка — поэтапностью внедрения; регуляторный шок — встроенными правилами перехода между режимами; ошибка диагностики — регулярным пересмотром по KPI; универсализация УПС — фиксацией условий применимости только в R2 и R3. Главное: S3 не требует одномоментной перестройки всей компании, запускается через пилот и расширяется при подтверждении экономики.</w:t>
+        <w:t>Шесть управленческих рисков с компенсаторами. Рассинхронизация режимов между городами снимается функцией портфельного управления и ежемесячной сверкой «город → режим». Потеря единого пользовательского опыта — единым продуктовым слоем при разной операционной модели. Кадровая нагрузка координации — поэтапным запуском с пяти городов на расширенный портфель. Регуляторные шоки — правилами перехода между режимами. Ошибка диагностики рынка — регулярным пересмотром режима по KPI. Универсализация УПС — фиксацией условий применимости только в R2 и R3. Главное: S3 не требует одномоментной перестройки всей компании. Запускается через пилот и расширяется при подтверждении экономики. Распределённый профиль риска даётся ценой повышенных требований к координации — управленческий компенсатор обязателен, а не опционален.</w:t>
       </w:r>
     </w:p>
     <w:p>
@@ -626,18 +608,17 @@
           <w:b/>
           <w:sz w:val="24"/>
         </w:rPr>
-        <w:t>Слайд 16. Управленческий вывод (финальная фраза)</w:t>
+        <w:t>Слайд 16 — ВЫВОД (финальная фраза)</w:t>
       </w:r>
     </w:p>
     <w:p>
       <w:r>
         <w:rPr>
           <w:rFonts w:ascii="Times New Roman" w:hAnsi="Times New Roman"/>
-          <w:b w:val="0"/>
           <w:i w:val="0"/>
           <w:sz w:val="24"/>
         </w:rPr>
-        <w:t>«Если кратко подвести итог работы. Управленческая проблема МТС Юрент состояла в том, что для портфеля из 187 локаций нет формализованной процедуры выбора режима присутствия. Проведённая диагностика показала, что причина — в исчерпании источника новой ценности от единой логики расширения. Сопоставление трёх сценариев по пяти критериям обосновало выбор стратегии диверсификации режимов. В её рамках предложен проектный инструмент управления покрытием через стимулы и построена портфельная финансовая модель с чистым эффектом плюс 25 миллионов рублей в год 1 и плюс 80–100 миллионов в год 2 при тиражировании. Главный практический вклад работы — рабочий инструментарий для подготовки стратегических решений МТС Юрент: диагностический каркас, система режимов R1–R3, проектное решение УПС и шаблон финансовой модели для расширения на остальные города присутствия. Спасибо за внимание, готов к вопросам».</w:t>
+        <w:t>«Если кратко подвести итог работы. Управленческая проблема МТС Юрент состояла в том, что для портфеля из 187 локаций нет формализованной процедуры выбора режима присутствия. Диагностика показала, что причина — в исчерпании источника новой ценности от единой логики расширения. Сопоставлены три сценария по пяти критериям — обоснован выбор стратегии диверсификации режимов S3. В её рамках предложен проектный инструмент «Управление покрытием через стимулы», УПС, в 4,5 раза дешевле физической ребалансировки. Выполнена оценка эффекта: финмодель даёт +25 миллионов рублей EBITDA в год 1, +80–100 миллионов в год 2 при тиражировании УПС, NPV +134 миллиона при WACC 20 %, окупаемость около восьми месяцев. Главный практический вклад — рабочий инструментарий для подготовки стратегических решений МТС Юрент: диагностический каркас «город → режим → KPI», система режимов R1–R3, проектный инструмент УПС и шаблон финансовой модели для расширения на остальные города присутствия. Спасибо за внимание, готов к вопросам».</w:t>
       </w:r>
     </w:p>
     <w:p>
@@ -663,7 +644,217 @@
           <w:b w:val="0"/>
           <w:sz w:val="22"/>
         </w:rPr>
-        <w:t xml:space="preserve">Старт + Слайд 1: </w:t>
+        <w:t xml:space="preserve">Слайд 1 (титул + проблема): </w:t>
+      </w:r>
+      <w:r>
+        <w:rPr>
+          <w:rFonts w:ascii="Times New Roman" w:hAnsi="Times New Roman"/>
+          <w:b w:val="0"/>
+          <w:sz w:val="22"/>
+        </w:rPr>
+        <w:t>~1:45</w:t>
+      </w:r>
+    </w:p>
+    <w:p>
+      <w:pPr>
+        <w:spacing w:after="20"/>
+      </w:pPr>
+      <w:r>
+        <w:rPr>
+          <w:rFonts w:ascii="Times New Roman" w:hAnsi="Times New Roman"/>
+          <w:b w:val="0"/>
+          <w:sz w:val="22"/>
+        </w:rPr>
+        <w:t xml:space="preserve">Слайд 2 (логика): </w:t>
+      </w:r>
+      <w:r>
+        <w:rPr>
+          <w:rFonts w:ascii="Times New Roman" w:hAnsi="Times New Roman"/>
+          <w:b w:val="0"/>
+          <w:sz w:val="22"/>
+        </w:rPr>
+        <w:t>~0:45</w:t>
+      </w:r>
+    </w:p>
+    <w:p>
+      <w:pPr>
+        <w:spacing w:after="20"/>
+      </w:pPr>
+      <w:r>
+        <w:rPr>
+          <w:rFonts w:ascii="Times New Roman" w:hAnsi="Times New Roman"/>
+          <w:b w:val="0"/>
+          <w:sz w:val="22"/>
+        </w:rPr>
+        <w:t xml:space="preserve">Слайд 3 (методы): </w:t>
+      </w:r>
+      <w:r>
+        <w:rPr>
+          <w:rFonts w:ascii="Times New Roman" w:hAnsi="Times New Roman"/>
+          <w:b w:val="0"/>
+          <w:sz w:val="22"/>
+        </w:rPr>
+        <w:t>~0:55</w:t>
+      </w:r>
+    </w:p>
+    <w:p>
+      <w:pPr>
+        <w:spacing w:after="20"/>
+      </w:pPr>
+      <w:r>
+        <w:rPr>
+          <w:rFonts w:ascii="Times New Roman" w:hAnsi="Times New Roman"/>
+          <w:b w:val="0"/>
+          <w:sz w:val="22"/>
+        </w:rPr>
+        <w:t xml:space="preserve">Слайд 4 (рынок): </w:t>
+      </w:r>
+      <w:r>
+        <w:rPr>
+          <w:rFonts w:ascii="Times New Roman" w:hAnsi="Times New Roman"/>
+          <w:b w:val="0"/>
+          <w:sz w:val="22"/>
+        </w:rPr>
+        <w:t>~1:05</w:t>
+      </w:r>
+    </w:p>
+    <w:p>
+      <w:pPr>
+        <w:spacing w:after="20"/>
+      </w:pPr>
+      <w:r>
+        <w:rPr>
+          <w:rFonts w:ascii="Times New Roman" w:hAnsi="Times New Roman"/>
+          <w:b w:val="0"/>
+          <w:sz w:val="22"/>
+        </w:rPr>
+        <w:t xml:space="preserve">Слайд 5 (портфель): </w:t>
+      </w:r>
+      <w:r>
+        <w:rPr>
+          <w:rFonts w:ascii="Times New Roman" w:hAnsi="Times New Roman"/>
+          <w:b w:val="0"/>
+          <w:sz w:val="22"/>
+        </w:rPr>
+        <w:t>~1:00</w:t>
+      </w:r>
+    </w:p>
+    <w:p>
+      <w:pPr>
+        <w:spacing w:after="20"/>
+      </w:pPr>
+      <w:r>
+        <w:rPr>
+          <w:rFonts w:ascii="Times New Roman" w:hAnsi="Times New Roman"/>
+          <w:b w:val="0"/>
+          <w:sz w:val="22"/>
+        </w:rPr>
+        <w:t xml:space="preserve">Слайд 6 (конкуренция): </w:t>
+      </w:r>
+      <w:r>
+        <w:rPr>
+          <w:rFonts w:ascii="Times New Roman" w:hAnsi="Times New Roman"/>
+          <w:b w:val="0"/>
+          <w:sz w:val="22"/>
+        </w:rPr>
+        <w:t>~1:00</w:t>
+      </w:r>
+    </w:p>
+    <w:p>
+      <w:pPr>
+        <w:spacing w:after="20"/>
+      </w:pPr>
+      <w:r>
+        <w:rPr>
+          <w:rFonts w:ascii="Times New Roman" w:hAnsi="Times New Roman"/>
+          <w:b w:val="0"/>
+          <w:sz w:val="22"/>
+        </w:rPr>
+        <w:t xml:space="preserve">Слайд 7 (внутри): </w:t>
+      </w:r>
+      <w:r>
+        <w:rPr>
+          <w:rFonts w:ascii="Times New Roman" w:hAnsi="Times New Roman"/>
+          <w:b w:val="0"/>
+          <w:sz w:val="22"/>
+        </w:rPr>
+        <w:t>~1:00</w:t>
+      </w:r>
+    </w:p>
+    <w:p>
+      <w:pPr>
+        <w:spacing w:after="20"/>
+      </w:pPr>
+      <w:r>
+        <w:rPr>
+          <w:rFonts w:ascii="Times New Roman" w:hAnsi="Times New Roman"/>
+          <w:b w:val="0"/>
+          <w:sz w:val="22"/>
+        </w:rPr>
+        <w:t xml:space="preserve">Слайд 8 (диагноз): </w:t>
+      </w:r>
+      <w:r>
+        <w:rPr>
+          <w:rFonts w:ascii="Times New Roman" w:hAnsi="Times New Roman"/>
+          <w:b w:val="0"/>
+          <w:sz w:val="22"/>
+        </w:rPr>
+        <w:t>~1:00</w:t>
+      </w:r>
+    </w:p>
+    <w:p>
+      <w:pPr>
+        <w:spacing w:after="20"/>
+      </w:pPr>
+      <w:r>
+        <w:rPr>
+          <w:rFonts w:ascii="Times New Roman" w:hAnsi="Times New Roman"/>
+          <w:b w:val="0"/>
+          <w:sz w:val="22"/>
+        </w:rPr>
+        <w:t xml:space="preserve">Слайд 9 (рамка): </w:t>
+      </w:r>
+      <w:r>
+        <w:rPr>
+          <w:rFonts w:ascii="Times New Roman" w:hAnsi="Times New Roman"/>
+          <w:b w:val="0"/>
+          <w:sz w:val="22"/>
+        </w:rPr>
+        <w:t>~1:05</w:t>
+      </w:r>
+    </w:p>
+    <w:p>
+      <w:pPr>
+        <w:spacing w:after="20"/>
+      </w:pPr>
+      <w:r>
+        <w:rPr>
+          <w:rFonts w:ascii="Times New Roman" w:hAnsi="Times New Roman"/>
+          <w:b w:val="0"/>
+          <w:sz w:val="22"/>
+        </w:rPr>
+        <w:t xml:space="preserve">Слайд 10 (альтернативы): </w:t>
+      </w:r>
+      <w:r>
+        <w:rPr>
+          <w:rFonts w:ascii="Times New Roman" w:hAnsi="Times New Roman"/>
+          <w:b w:val="0"/>
+          <w:sz w:val="22"/>
+        </w:rPr>
+        <w:t>~1:00</w:t>
+      </w:r>
+    </w:p>
+    <w:p>
+      <w:pPr>
+        <w:spacing w:after="20"/>
+      </w:pPr>
+      <w:r>
+        <w:rPr>
+          <w:rFonts w:ascii="Times New Roman" w:hAnsi="Times New Roman"/>
+          <w:b w:val="0"/>
+          <w:sz w:val="22"/>
+        </w:rPr>
+        <w:t xml:space="preserve">Слайд 11 (стратегия): </w:t>
       </w:r>
       <w:r>
         <w:rPr>
@@ -684,7 +875,7 @@
           <w:b w:val="0"/>
           <w:sz w:val="22"/>
         </w:rPr>
-        <w:t xml:space="preserve">Слайд 2 (проблема): </w:t>
+        <w:t xml:space="preserve">Слайд 12 (инструмент): </w:t>
       </w:r>
       <w:r>
         <w:rPr>
@@ -692,7 +883,7 @@
           <w:b w:val="0"/>
           <w:sz w:val="22"/>
         </w:rPr>
-        <w:t>~1:00</w:t>
+        <w:t>~1:15</w:t>
       </w:r>
     </w:p>
     <w:p>
@@ -705,7 +896,28 @@
           <w:b w:val="0"/>
           <w:sz w:val="22"/>
         </w:rPr>
-        <w:t xml:space="preserve">Слайд 3 (цель): </w:t>
+        <w:t xml:space="preserve">Слайд 13 (финмодель): </w:t>
+      </w:r>
+      <w:r>
+        <w:rPr>
+          <w:rFonts w:ascii="Times New Roman" w:hAnsi="Times New Roman"/>
+          <w:b w:val="0"/>
+          <w:sz w:val="22"/>
+        </w:rPr>
+        <w:t>~1:15</w:t>
+      </w:r>
+    </w:p>
+    <w:p>
+      <w:pPr>
+        <w:spacing w:after="20"/>
+      </w:pPr>
+      <w:r>
+        <w:rPr>
+          <w:rFonts w:ascii="Times New Roman" w:hAnsi="Times New Roman"/>
+          <w:b w:val="0"/>
+          <w:sz w:val="22"/>
+        </w:rPr>
+        <w:t xml:space="preserve">Слайд 14 (план): </w:t>
       </w:r>
       <w:r>
         <w:rPr>
@@ -726,7 +938,7 @@
           <w:b w:val="0"/>
           <w:sz w:val="22"/>
         </w:rPr>
-        <w:t xml:space="preserve">Слайд 4 (методология): </w:t>
+        <w:t xml:space="preserve">Слайд 15 (риски): </w:t>
       </w:r>
       <w:r>
         <w:rPr>
@@ -734,7 +946,7 @@
           <w:b w:val="0"/>
           <w:sz w:val="22"/>
         </w:rPr>
-        <w:t>~1:00</w:t>
+        <w:t>~0:50</w:t>
       </w:r>
     </w:p>
     <w:p>
@@ -747,7 +959,7 @@
           <w:b w:val="0"/>
           <w:sz w:val="22"/>
         </w:rPr>
-        <w:t xml:space="preserve">Слайд 5 (внешняя среда): </w:t>
+        <w:t xml:space="preserve">Слайд 16 (вывод): </w:t>
       </w:r>
       <w:r>
         <w:rPr>
@@ -755,238 +967,7 @@
           <w:b w:val="0"/>
           <w:sz w:val="22"/>
         </w:rPr>
-        <w:t>~1:00</w:t>
-      </w:r>
-    </w:p>
-    <w:p>
-      <w:pPr>
-        <w:spacing w:after="20"/>
-      </w:pPr>
-      <w:r>
-        <w:rPr>
-          <w:rFonts w:ascii="Times New Roman" w:hAnsi="Times New Roman"/>
-          <w:b w:val="0"/>
-          <w:sz w:val="22"/>
-        </w:rPr>
-        <w:t xml:space="preserve">Слайд 6 (региональная неоднородность): </w:t>
-      </w:r>
-      <w:r>
-        <w:rPr>
-          <w:rFonts w:ascii="Times New Roman" w:hAnsi="Times New Roman"/>
-          <w:b w:val="0"/>
-          <w:sz w:val="22"/>
-        </w:rPr>
-        <w:t>~1:00</w:t>
-      </w:r>
-    </w:p>
-    <w:p>
-      <w:pPr>
-        <w:spacing w:after="20"/>
-      </w:pPr>
-      <w:r>
-        <w:rPr>
-          <w:rFonts w:ascii="Times New Roman" w:hAnsi="Times New Roman"/>
-          <w:b w:val="0"/>
-          <w:sz w:val="22"/>
-        </w:rPr>
-        <w:t xml:space="preserve">Слайд 7 (конкурентная позиция): </w:t>
-      </w:r>
-      <w:r>
-        <w:rPr>
-          <w:rFonts w:ascii="Times New Roman" w:hAnsi="Times New Roman"/>
-          <w:b w:val="0"/>
-          <w:sz w:val="22"/>
-        </w:rPr>
-        <w:t>~1:05</w:t>
-      </w:r>
-    </w:p>
-    <w:p>
-      <w:pPr>
-        <w:spacing w:after="20"/>
-      </w:pPr>
-      <w:r>
-        <w:rPr>
-          <w:rFonts w:ascii="Times New Roman" w:hAnsi="Times New Roman"/>
-          <w:b w:val="0"/>
-          <w:sz w:val="22"/>
-        </w:rPr>
-        <w:t xml:space="preserve">Слайд 8 (внутренняя диагностика): </w:t>
-      </w:r>
-      <w:r>
-        <w:rPr>
-          <w:rFonts w:ascii="Times New Roman" w:hAnsi="Times New Roman"/>
-          <w:b w:val="0"/>
-          <w:sz w:val="22"/>
-        </w:rPr>
-        <w:t>~1:00</w:t>
-      </w:r>
-    </w:p>
-    <w:p>
-      <w:pPr>
-        <w:spacing w:after="20"/>
-      </w:pPr>
-      <w:r>
-        <w:rPr>
-          <w:rFonts w:ascii="Times New Roman" w:hAnsi="Times New Roman"/>
-          <w:b w:val="0"/>
-          <w:sz w:val="22"/>
-        </w:rPr>
-        <w:t xml:space="preserve">Слайд 9 (сводный диагноз): </w:t>
-      </w:r>
-      <w:r>
-        <w:rPr>
-          <w:rFonts w:ascii="Times New Roman" w:hAnsi="Times New Roman"/>
-          <w:b w:val="0"/>
-          <w:sz w:val="22"/>
-        </w:rPr>
-        <w:t>~1:00</w:t>
-      </w:r>
-    </w:p>
-    <w:p>
-      <w:pPr>
-        <w:spacing w:after="20"/>
-      </w:pPr>
-      <w:r>
-        <w:rPr>
-          <w:rFonts w:ascii="Times New Roman" w:hAnsi="Times New Roman"/>
-          <w:b w:val="0"/>
-          <w:sz w:val="22"/>
-        </w:rPr>
-        <w:t xml:space="preserve">Слайд 10 (сценарии): </w:t>
-      </w:r>
-      <w:r>
-        <w:rPr>
-          <w:rFonts w:ascii="Times New Roman" w:hAnsi="Times New Roman"/>
-          <w:b w:val="0"/>
-          <w:sz w:val="22"/>
-        </w:rPr>
-        <w:t>~1:10</w:t>
-      </w:r>
-    </w:p>
-    <w:p>
-      <w:pPr>
-        <w:spacing w:after="20"/>
-      </w:pPr>
-      <w:r>
-        <w:rPr>
-          <w:rFonts w:ascii="Times New Roman" w:hAnsi="Times New Roman"/>
-          <w:b w:val="0"/>
-          <w:sz w:val="22"/>
-        </w:rPr>
-        <w:t xml:space="preserve">Слайд 11 (выбран S3): </w:t>
-      </w:r>
-      <w:r>
-        <w:rPr>
-          <w:rFonts w:ascii="Times New Roman" w:hAnsi="Times New Roman"/>
-          <w:b w:val="0"/>
-          <w:sz w:val="22"/>
-        </w:rPr>
-        <w:t>~1:00</w:t>
-      </w:r>
-    </w:p>
-    <w:p>
-      <w:pPr>
-        <w:spacing w:after="20"/>
-      </w:pPr>
-      <w:r>
-        <w:rPr>
-          <w:rFonts w:ascii="Times New Roman" w:hAnsi="Times New Roman"/>
-          <w:b w:val="0"/>
-          <w:sz w:val="22"/>
-        </w:rPr>
-        <w:t xml:space="preserve">Слайд 12 (режимы): </w:t>
-      </w:r>
-      <w:r>
-        <w:rPr>
-          <w:rFonts w:ascii="Times New Roman" w:hAnsi="Times New Roman"/>
-          <w:b w:val="0"/>
-          <w:sz w:val="22"/>
-        </w:rPr>
-        <w:t>~1:00</w:t>
-      </w:r>
-    </w:p>
-    <w:p>
-      <w:pPr>
-        <w:spacing w:after="20"/>
-      </w:pPr>
-      <w:r>
-        <w:rPr>
-          <w:rFonts w:ascii="Times New Roman" w:hAnsi="Times New Roman"/>
-          <w:b w:val="0"/>
-          <w:sz w:val="22"/>
-        </w:rPr>
-        <w:t xml:space="preserve">Слайд 13 (УПС): </w:t>
-      </w:r>
-      <w:r>
-        <w:rPr>
-          <w:rFonts w:ascii="Times New Roman" w:hAnsi="Times New Roman"/>
-          <w:b w:val="0"/>
-          <w:sz w:val="22"/>
-        </w:rPr>
-        <w:t>~1:15</w:t>
-      </w:r>
-    </w:p>
-    <w:p>
-      <w:pPr>
-        <w:spacing w:after="20"/>
-      </w:pPr>
-      <w:r>
-        <w:rPr>
-          <w:rFonts w:ascii="Times New Roman" w:hAnsi="Times New Roman"/>
-          <w:b w:val="0"/>
-          <w:sz w:val="22"/>
-        </w:rPr>
-        <w:t xml:space="preserve">Слайд 14 (финмодель): </w:t>
-      </w:r>
-      <w:r>
-        <w:rPr>
-          <w:rFonts w:ascii="Times New Roman" w:hAnsi="Times New Roman"/>
-          <w:b w:val="0"/>
-          <w:sz w:val="22"/>
-        </w:rPr>
-        <w:t>~1:30</w:t>
-      </w:r>
-    </w:p>
-    <w:p>
-      <w:pPr>
-        <w:spacing w:after="20"/>
-      </w:pPr>
-      <w:r>
-        <w:rPr>
-          <w:rFonts w:ascii="Times New Roman" w:hAnsi="Times New Roman"/>
-          <w:b w:val="0"/>
-          <w:sz w:val="22"/>
-        </w:rPr>
-        <w:t xml:space="preserve">Слайд 15 (план + риски): </w:t>
-      </w:r>
-      <w:r>
-        <w:rPr>
-          <w:rFonts w:ascii="Times New Roman" w:hAnsi="Times New Roman"/>
-          <w:b w:val="0"/>
-          <w:sz w:val="22"/>
-        </w:rPr>
-        <w:t>~1:00</w:t>
-      </w:r>
-    </w:p>
-    <w:p>
-      <w:pPr>
-        <w:spacing w:after="20"/>
-      </w:pPr>
-      <w:r>
-        <w:rPr>
-          <w:rFonts w:ascii="Times New Roman" w:hAnsi="Times New Roman"/>
-          <w:b w:val="0"/>
-          <w:sz w:val="22"/>
-        </w:rPr>
-        <w:t xml:space="preserve">Слайд 16 (финал): </w:t>
-      </w:r>
-      <w:r>
-        <w:rPr>
-          <w:rFonts w:ascii="Times New Roman" w:hAnsi="Times New Roman"/>
-          <w:b w:val="0"/>
-          <w:sz w:val="22"/>
-        </w:rPr>
-        <w:t>~0:45</w:t>
+        <w:t>~0:50</w:t>
       </w:r>
     </w:p>
     <w:p>
@@ -1027,7 +1008,6 @@
       <w:r>
         <w:rPr>
           <w:rFonts w:ascii="Times New Roman" w:hAnsi="Times New Roman"/>
-          <w:b w:val="0"/>
           <w:i w:val="0"/>
           <w:sz w:val="24"/>
         </w:rPr>
@@ -1038,29 +1018,26 @@
       <w:r>
         <w:rPr>
           <w:rFonts w:ascii="Times New Roman" w:hAnsi="Times New Roman"/>
-          <w:b w:val="0"/>
           <w:i w:val="0"/>
           <w:sz w:val="24"/>
         </w:rPr>
-        <w:t>— Слайды 9 и 14 — сердце доклада, на них не торопись.</w:t>
+        <w:t>— Слайды 8, 10, 12, 13 — сердце доклада, на них не торопись.</w:t>
       </w:r>
     </w:p>
     <w:p>
       <w:r>
         <w:rPr>
           <w:rFonts w:ascii="Times New Roman" w:hAnsi="Times New Roman"/>
-          <w:b w:val="0"/>
           <w:i w:val="0"/>
           <w:sz w:val="24"/>
         </w:rPr>
-        <w:t>— Стиль речи: «анализ показал», «отчётность говорит», «ключевой разрыв заключается в», «оптимальной является стратегия».</w:t>
+        <w:t>— Стиль речи: «анализ показал», «отчётность говорит», «ключевой разрыв заключается в».</w:t>
       </w:r>
     </w:p>
     <w:p>
       <w:r>
         <w:rPr>
           <w:rFonts w:ascii="Times New Roman" w:hAnsi="Times New Roman"/>
-          <w:b w:val="0"/>
           <w:i w:val="0"/>
           <w:sz w:val="24"/>
         </w:rPr>
@@ -1071,29 +1048,26 @@
       <w:r>
         <w:rPr>
           <w:rFonts w:ascii="Times New Roman" w:hAnsi="Times New Roman"/>
-          <w:b w:val="0"/>
           <w:i w:val="0"/>
           <w:sz w:val="24"/>
         </w:rPr>
-        <w:t>— Упоминание ИИ встроено в Слайд 4 — это снимает у комиссии вопрос заранее.</w:t>
+        <w:t>— ИИ упомянут на Слайде 3 — снимает у комиссии вопрос заранее.</w:t>
       </w:r>
     </w:p>
     <w:p>
       <w:r>
         <w:rPr>
           <w:rFonts w:ascii="Times New Roman" w:hAnsi="Times New Roman"/>
-          <w:b w:val="0"/>
           <w:i w:val="0"/>
           <w:sz w:val="24"/>
         </w:rPr>
-        <w:t>— Кадры backup-слайдов готовь под Q&amp;A: подробная матрица сценариев (B2), детализация финмодели (B3), расчёт УПС (B4), декларация ИИ (B5).</w:t>
+        <w:t>— Если жмёт по времени — режь Слайд 4 до 30 сек, Слайд 7 до 30 сек, освобождает минуту.</w:t>
       </w:r>
     </w:p>
     <w:p>
       <w:r>
         <w:rPr>
           <w:rFonts w:ascii="Times New Roman" w:hAnsi="Times New Roman"/>
-          <w:b w:val="0"/>
           <w:i w:val="0"/>
           <w:sz w:val="24"/>
         </w:rPr>
@@ -1104,11 +1078,10 @@
       <w:r>
         <w:rPr>
           <w:rFonts w:ascii="Times New Roman" w:hAnsi="Times New Roman"/>
-          <w:b w:val="0"/>
           <w:i w:val="0"/>
           <w:sz w:val="24"/>
         </w:rPr>
-        <w:t>— Прорепетируй вслух с секундомером минимум 3 раза — текст уляжется в 15 минут с запасом.</w:t>
+        <w:t>— Прорепетируй вслух с секундомером минимум 3 раза.</w:t>
       </w:r>
     </w:p>
     <w:sectPr>

--- a/vkr/Speech_15min.docx
+++ b/vkr/Speech_15min.docx
@@ -11,9 +11,9 @@
         <w:rPr>
           <w:rFonts w:ascii="Times New Roman" w:hAnsi="Times New Roman"/>
           <w:b/>
-          <w:sz w:val="28"/>
+          <w:sz w:val="26"/>
         </w:rPr>
-        <w:t>Текст выступления на защите ВКР</w:t>
+        <w:t>Текст выступления на защите ВКР — v6 (после правок ИА от 02.06)</w:t>
       </w:r>
     </w:p>
     <w:p>
@@ -25,7 +25,7 @@
         <w:rPr>
           <w:rFonts w:ascii="Times New Roman" w:hAnsi="Times New Roman"/>
           <w:b w:val="0"/>
-          <w:sz w:val="24"/>
+          <w:sz w:val="22"/>
         </w:rPr>
         <w:t>Камашев П. «Конкурентная стратегия МТС Юрент на региональных рынках кикшеринга в России»</w:t>
       </w:r>
@@ -40,21 +40,12 @@
           <w:i/>
           <w:sz w:val="22"/>
         </w:rPr>
-        <w:t>Регламент: 15 минут. 16 слайдов + 5 backup. Сверстано под v5 презентации.</w:t>
-      </w:r>
-    </w:p>
-    <w:p>
-      <w:r>
-        <w:rPr>
-          <w:rFonts w:ascii="Times New Roman" w:hAnsi="Times New Roman"/>
-          <w:i w:val="0"/>
-          <w:sz w:val="24"/>
-        </w:rPr>
+        <w:t>Регламент: 15 минут.  16 слайдов + 5 backup.  В прошлой репетиции — 27 минут;  цель этой версии — уложить в 15.</w:t>
       </w:r>
     </w:p>
     <w:p>
       <w:pPr>
-        <w:spacing w:before="160" w:after="40"/>
+        <w:spacing w:before="240" w:after="80"/>
       </w:pPr>
       <w:r>
         <w:rPr>
@@ -62,23 +53,159 @@
           <w:b/>
           <w:sz w:val="24"/>
         </w:rPr>
-        <w:t>Стартовая фраза (Слайд 1 — Титул)</w:t>
+        <w:t>Общие принципы речи (из правок ИА)</w:t>
       </w:r>
     </w:p>
     <w:p>
       <w:r>
         <w:rPr>
           <w:rFonts w:ascii="Times New Roman" w:hAnsi="Times New Roman"/>
+          <w:b w:val="0"/>
           <w:i w:val="0"/>
           <w:sz w:val="24"/>
         </w:rPr>
-        <w:t>«Добрый день, уважаемые члены государственной экзаменационной комиссии. Меня зовут Пётр Камашев, представляю выпускную квалификационную работу на тему «Конкурентная стратегия МТС Юрент на региональных рынках кикшеринга в России». Научный руководитель — профессор Иван Александрович Егоров».</w:t>
+        <w:t>— НЕ упоминать научного руководителя в начале — только имя и тема.</w:t>
       </w:r>
     </w:p>
     <w:p>
       <w:r>
         <w:rPr>
           <w:rFonts w:ascii="Times New Roman" w:hAnsi="Times New Roman"/>
+          <w:b w:val="0"/>
+          <w:i w:val="0"/>
+          <w:sz w:val="24"/>
+        </w:rPr>
+        <w:t>— Никаких «мы решили», «мы сделали». Только «анализ показал», «сделан вывод», точечно «я сделал».</w:t>
+      </w:r>
+    </w:p>
+    <w:p>
+      <w:r>
+        <w:rPr>
+          <w:rFonts w:ascii="Times New Roman" w:hAnsi="Times New Roman"/>
+          <w:b w:val="0"/>
+          <w:i w:val="0"/>
+          <w:sz w:val="24"/>
+        </w:rPr>
+        <w:t>— Деловой язык бизнес-школы: PESTEL, EBITDA, утилизация, выручка/самокат, KPI, ROI.</w:t>
+      </w:r>
+    </w:p>
+    <w:p>
+      <w:r>
+        <w:rPr>
+          <w:rFonts w:ascii="Times New Roman" w:hAnsi="Times New Roman"/>
+          <w:b w:val="0"/>
+          <w:i w:val="0"/>
+          <w:sz w:val="24"/>
+        </w:rPr>
+        <w:t>— На каждом слайде ОДНА ключевая мысль. НЕ перечитывать что написано — голосом дополнить.</w:t>
+      </w:r>
+    </w:p>
+    <w:p>
+      <w:r>
+        <w:rPr>
+          <w:rFonts w:ascii="Times New Roman" w:hAnsi="Times New Roman"/>
+          <w:b w:val="0"/>
+          <w:i w:val="0"/>
+          <w:sz w:val="24"/>
+        </w:rPr>
+        <w:t>— Аббревиатуры R1–R3, S3, УПС в речи всегда расшифровывать: «сценарий 3», «режим атаки», «управление покрытием через стимулы».</w:t>
+      </w:r>
+    </w:p>
+    <w:p>
+      <w:r>
+        <w:rPr>
+          <w:rFonts w:ascii="Times New Roman" w:hAnsi="Times New Roman"/>
+          <w:b w:val="0"/>
+          <w:i w:val="0"/>
+          <w:sz w:val="24"/>
+        </w:rPr>
+        <w:t>— Первые 3 слайда — БЫСТРО, в сумме ~2:30. Фокус — управленческая проблема.</w:t>
+      </w:r>
+    </w:p>
+    <w:p>
+      <w:r>
+        <w:rPr>
+          <w:rFonts w:ascii="Times New Roman" w:hAnsi="Times New Roman"/>
+          <w:b w:val="0"/>
+          <w:i w:val="0"/>
+          <w:sz w:val="24"/>
+        </w:rPr>
+        <w:t>— Слайд УПС (13) — МАКСИМУМ 1 минута. В прошлой репетиции на нём ушло 7 минут из 27 — главный косяк.</w:t>
+      </w:r>
+    </w:p>
+    <w:p>
+      <w:r>
+        <w:rPr>
+          <w:rFonts w:ascii="Times New Roman" w:hAnsi="Times New Roman"/>
+          <w:b w:val="0"/>
+          <w:i w:val="0"/>
+          <w:sz w:val="24"/>
+        </w:rPr>
+        <w:t>— Финал замыкает то, с чего начали: была проблема → анализ → выбор S3 → эффект → проблема решена.</w:t>
+      </w:r>
+    </w:p>
+    <w:p>
+      <w:r>
+        <w:rPr>
+          <w:rFonts w:ascii="Times New Roman" w:hAnsi="Times New Roman"/>
+          <w:b w:val="0"/>
+          <w:i w:val="0"/>
+          <w:sz w:val="24"/>
+        </w:rPr>
+        <w:t>— Стартовая и финальная фразы — выучить наизусть. Без вариаций.</w:t>
+      </w:r>
+    </w:p>
+    <w:p>
+      <w:r>
+        <w:rPr>
+          <w:rFonts w:ascii="Times New Roman" w:hAnsi="Times New Roman"/>
+          <w:b w:val="0"/>
+          <w:i w:val="0"/>
+          <w:sz w:val="24"/>
+        </w:rPr>
+        <w:t>— Не улыбаться без нужды. Не пританцовывать. Не поправлять волосы. Серьёзность.</w:t>
+      </w:r>
+    </w:p>
+    <w:p>
+      <w:r>
+        <w:rPr>
+          <w:rFonts w:ascii="Times New Roman" w:hAnsi="Times New Roman"/>
+          <w:b w:val="0"/>
+          <w:i w:val="0"/>
+          <w:sz w:val="24"/>
+        </w:rPr>
+        <w:t>— Зрительный контакт с 2–3 «доброжелательными» лицами в комиссии. К слайдам — только за подсказкой.</w:t>
+      </w:r>
+    </w:p>
+    <w:p>
+      <w:pPr>
+        <w:spacing w:before="240" w:after="40"/>
+      </w:pPr>
+      <w:r>
+        <w:rPr>
+          <w:rFonts w:ascii="Times New Roman" w:hAnsi="Times New Roman"/>
+          <w:b/>
+          <w:sz w:val="24"/>
+        </w:rPr>
+        <w:t>Стартовая фраза (Слайд 1 — ТИТУЛЬНЫЙ)  — выучить наизусть</w:t>
+      </w:r>
+    </w:p>
+    <w:p>
+      <w:r>
+        <w:rPr>
+          <w:rFonts w:ascii="Times New Roman" w:hAnsi="Times New Roman"/>
+          <w:b w:val="0"/>
+          <w:i w:val="0"/>
+          <w:sz w:val="24"/>
+        </w:rPr>
+        <w:t>«Добрый день. Меня зовут Пётр Камашев, представляю выпускную квалификационную работу на тему "Конкурентная стратегия МТС Юрент на региональных рынках кикшеринга в России".</w:t>
+      </w:r>
+    </w:p>
+    <w:p>
+      <w:r>
+        <w:rPr>
+          <w:rFonts w:ascii="Times New Roman" w:hAnsi="Times New Roman"/>
+          <w:b w:val="0"/>
           <w:i w:val="0"/>
           <w:sz w:val="24"/>
         </w:rPr>
@@ -88,10 +215,32 @@
       <w:r>
         <w:rPr>
           <w:rFonts w:ascii="Times New Roman" w:hAnsi="Times New Roman"/>
+          <w:b w:val="0"/>
           <w:i w:val="0"/>
           <w:sz w:val="24"/>
         </w:rPr>
-        <w:t>«Центральный вопрос работы — как МТС Юренту перейти от роста через расширение парка к управлению отдачей уже сформированного регионального портфеля. Объектом является МТС Юрент как федеральный оператор кикшеринга, предметом — конкурентная стратегия на портфеле региональных рынков. Управленческая проблема в том, что экстенсивная модель роста через расширение парка и географии теряет эффективность на зрелом и неоднородном рынке. На рынке три фактора это подсвечивают: рынок зрелее — спрос в 2025 году впервые сжался на 6 %; парк ограничен — fleet cap и регуляторика делают каждый новый самокат дороже; города разные — утилизация между ними различается в 4 раза. Работа выстроена как цепочка из пяти шагов: диагноз города, выбор режима, рычаги в сезоне, KPI и эффект».</w:t>
+        <w:t>Объект исследования — МТС Юрент как федеральный оператор кикшеринга на портфеле региональных рынков. Предмет — конкурентная стратегия на портфеле региональных рынков. Управленческая проблема: экстенсивная модель роста через расширение парка и географии теряет эффективность на зрелом и неоднородном рынке. Лимиты парка, регуляторика и падающая предельная отдача требуют выбора разных режимов действий по городам».</w:t>
+      </w:r>
+    </w:p>
+    <w:p>
+      <w:r>
+        <w:rPr>
+          <w:rFonts w:ascii="Times New Roman" w:hAnsi="Times New Roman"/>
+          <w:b w:val="0"/>
+          <w:i w:val="0"/>
+          <w:sz w:val="24"/>
+        </w:rPr>
+      </w:r>
+    </w:p>
+    <w:p>
+      <w:r>
+        <w:rPr>
+          <w:rFonts w:ascii="Times New Roman" w:hAnsi="Times New Roman"/>
+          <w:b w:val="0"/>
+          <w:i/>
+          <w:sz w:val="24"/>
+        </w:rPr>
+        <w:t>ТАЙМИНГ: ~1:30. Дальше — быстро.</w:t>
       </w:r>
     </w:p>
     <w:p>
@@ -102,7 +251,7 @@
         <w:rPr>
           <w:rFonts w:ascii="Times New Roman" w:hAnsi="Times New Roman"/>
           <w:b/>
-          <w:sz w:val="24"/>
+          <w:sz w:val="22"/>
         </w:rPr>
         <w:t>Слайд 2 — ЛОГИКА</w:t>
       </w:r>
@@ -124,10 +273,22 @@
       <w:r>
         <w:rPr>
           <w:rFonts w:ascii="Times New Roman" w:hAnsi="Times New Roman"/>
+          <w:b w:val="0"/>
           <w:i w:val="0"/>
           <w:sz w:val="24"/>
         </w:rPr>
-        <w:t>Цель работы — разработать аналитическую систему стратегического выбора оператора кикшеринга в портфеле региональных рынков и применить её к МТС Юрент. Логика работы строится по пяти шагам: проблема и рынок, диагностика Юрента, выбор сценария, режимы и УПС, эффект и риски. Выход работы — сценарий S3, система режимов R1–R3, проектный инструмент УПС, финансовая модель на пяти городах и KPI пилота.</w:t>
+        <w:t>Цель работы — разработать аналитическую систему стратегического выбора оператора кикшеринга в портфеле региональных рынков и применить её к МТС Юрент. Логика построена через пять блоков: анализ внешней среды, анализ внутренней среды, диагностика, выбор сценария, реализация. Выход работы — сценарий 3, система режимов конкурентных действий, проектный инструмент управления покрытием через стимулы, финансовая модель и KPI пилота.</w:t>
+      </w:r>
+    </w:p>
+    <w:p>
+      <w:r>
+        <w:rPr>
+          <w:rFonts w:ascii="Times New Roman" w:hAnsi="Times New Roman"/>
+          <w:b w:val="0"/>
+          <w:i/>
+          <w:sz w:val="24"/>
+        </w:rPr>
+        <w:t>ТАЙМИНГ И ЗАМЕТКА: ~30 сек. Не перечислять все 5 этапов голосом — упомянуть только структуру.</w:t>
       </w:r>
     </w:p>
     <w:p>
@@ -138,7 +299,7 @@
         <w:rPr>
           <w:rFonts w:ascii="Times New Roman" w:hAnsi="Times New Roman"/>
           <w:b/>
-          <w:sz w:val="24"/>
+          <w:sz w:val="22"/>
         </w:rPr>
         <w:t>Слайд 3 — МЕТОДЫ</w:t>
       </w:r>
@@ -160,10 +321,22 @@
       <w:r>
         <w:rPr>
           <w:rFonts w:ascii="Times New Roman" w:hAnsi="Times New Roman"/>
+          <w:b w:val="0"/>
           <w:i w:val="0"/>
           <w:sz w:val="24"/>
         </w:rPr>
-        <w:t>Доказательная база сочетает четыре блока. Диагностика рынка — TrueSharing 2023–2025, отчётность Whoosh и МТС, деловая пресса. Внутренняя база — поквартальные данные МТС Юрент по 86 субъектам РФ за 2024 и 9 месяцев 2025 года, предоставленные руководителем M&amp;A МТС. Экспертиза — два информанта, эксперт А. из M&amp;A МТС и эксперт Б., научный руководитель, для калибровки логики. Методы — PESTEL, конкурентный анализ, трёхуровневая иерархия факторов, критериальное сравнение сценариев, финансовая модель. Демонстрационный портфель из 5 городов покрывает 94 % выручки оператора в России. ИИ использовался как вспомогательный инструмент для обработки источников и редактуры; стратегические решения, выбор сценария и параметры финмодели — авторские; декларация в Приложении А ВКР.</w:t>
+        <w:t>В работе использованы: PESTEL-анализ, конкурентный анализ, трёхуровневая иерархия факторов регионального различения, критериальное сравнение сценариев, сценарная финансовая модель. Эмпирическая база: открытая отчётность ПАО «МТС» и ПАО «ВУШ Холдинг», отраслевая аналитика TrueSharing, два экспертных интервью. Главный закрытый источник — внутренние поквартальные данные МТС Юрент по 86 субъектам РФ за 2024 и девять месяцев 2025 года. ИИ применялся как вспомогательный инструмент для обработки источников и редактуры; стратегические решения и параметры финансовой модели — авторские.</w:t>
+      </w:r>
+    </w:p>
+    <w:p>
+      <w:r>
+        <w:rPr>
+          <w:rFonts w:ascii="Times New Roman" w:hAnsi="Times New Roman"/>
+          <w:b w:val="0"/>
+          <w:i/>
+          <w:sz w:val="24"/>
+        </w:rPr>
+        <w:t>ТАЙМИНГ И ЗАМЕТКА: ~45 сек. Деловым языком, перечислить методы и источники.</w:t>
       </w:r>
     </w:p>
     <w:p>
@@ -174,7 +347,7 @@
         <w:rPr>
           <w:rFonts w:ascii="Times New Roman" w:hAnsi="Times New Roman"/>
           <w:b/>
-          <w:sz w:val="24"/>
+          <w:sz w:val="22"/>
         </w:rPr>
         <w:t>Слайд 4 — РЫНОК</w:t>
       </w:r>
@@ -189,17 +362,29 @@
           <w:b/>
           <w:sz w:val="24"/>
         </w:rPr>
-        <w:t>Российский рынок перешёл от роста парка к борьбе за эффективность</w:t>
+        <w:t>Рынок ёмкий и концентрированный, но впервые замедлился — пора управлять отдачей, а не наращивать парк</w:t>
       </w:r>
     </w:p>
     <w:p>
       <w:r>
         <w:rPr>
           <w:rFonts w:ascii="Times New Roman" w:hAnsi="Times New Roman"/>
+          <w:b w:val="0"/>
           <w:i w:val="0"/>
           <w:sz w:val="24"/>
         </w:rPr>
-        <w:t>На объект одновременно воздействуют четыре фактора внешней среды. Первое — рынок: в 2024 году 31,1 миллиарда рублей и 281,6 миллиона поездок, 96,8 % у топ-3, а в 2025 впервые отрицательная динамика — минус 6 % поездок. У Whoosh минус 7 % поездок, минус 13 % выручки, EBITDA-маржа кикшеринга упала с 42,3 % до 28,6 %. Второе — капитал: ключевая ставка ЦБ 21 % при сроке службы парка 2–3 сезона делает экстенсивный рост дороже. Третье — регуляторика расходится по городам: верификация через mos.ru в Москве, соглашения в Санкт-Петербурге, угрозы расторжения в Екатеринбурге. Четвёртое — сезон 2025 начался не в марте, а в июне. Совокупный эффект: на зрелой стадии конкурентный результат зависит от отдачи уже размещённого парка, а не от его прироста.</w:t>
+        <w:t>Анализ рынка проведён через три параметра. Первый — объём: 31,1 миллиарда рублей и 281,6 миллиона поездок по итогам 2024 года. Рынок ёмкий, играть на нём имеет смысл. Второй — динамика: в 2025 году впервые за пять лет — отрицательная, минус 6 процентов поездок. У лидера Whoosh — минус 7 процентов поездок, минус 13 процентов выручки, EBITDA-маржа кикшеринга упала с 42 до 28 процентов. Третий — конкуренция: 96,8 процента рынка у трёх операторов. Олигополия, новые игроки практически невозможны. Совокупный вывод: на рынке с тремя конкурентами и стагнацией спроса конкурентный результат зависит от отдачи уже размещённого парка, а не от его прироста.</w:t>
+      </w:r>
+    </w:p>
+    <w:p>
+      <w:r>
+        <w:rPr>
+          <w:rFonts w:ascii="Times New Roman" w:hAnsi="Times New Roman"/>
+          <w:b w:val="0"/>
+          <w:i/>
+          <w:sz w:val="24"/>
+        </w:rPr>
+        <w:t>ТАЙМИНГ И ЗАМЕТКА: ~1:00. Самый важный слайд первой части — здесь подтверждается управленческая проблема.</w:t>
       </w:r>
     </w:p>
     <w:p>
@@ -210,9 +395,9 @@
         <w:rPr>
           <w:rFonts w:ascii="Times New Roman" w:hAnsi="Times New Roman"/>
           <w:b/>
-          <w:sz w:val="24"/>
+          <w:sz w:val="22"/>
         </w:rPr>
-        <w:t>Слайд 5 — ПОРТФЕЛЬ</w:t>
+        <w:t>Слайд 5 — PESTEL</w:t>
       </w:r>
     </w:p>
     <w:p>
@@ -225,17 +410,29 @@
           <w:b/>
           <w:sz w:val="24"/>
         </w:rPr>
-        <w:t>Внутри портфеля Юрента 5 городов расходятся в 4× по утилизации</w:t>
+        <w:t>Внешняя среда даёт две ключевые возможности и две ключевые угрозы — диктует фокус на эффективности и дифференциации</w:t>
       </w:r>
     </w:p>
     <w:p>
       <w:r>
         <w:rPr>
           <w:rFonts w:ascii="Times New Roman" w:hAnsi="Times New Roman"/>
+          <w:b w:val="0"/>
           <w:i w:val="0"/>
           <w:sz w:val="24"/>
         </w:rPr>
-        <w:t>Даже на пяти городах демонстрационного портфеля параметры расходятся в разные стороны. Утилизация — почти четырёхкратный разрыв: Москва 1 073 поездки на самокат в год, Новосибирск 277. Динамика год к году за 9 месяцев 2025 — от минус 10 % в Краснодаре до плюс 129 % в Новосибирске. Регуляторика — от жёсткой в Москве до умеренной в трёх других. Позиция МТС Юрент во всех пяти — преследователь. Из этой неоднородности вытекает невозможность единого режима по портфелю и предварительные гипотезы режимов: Москва — R3 в ограниченной форме, СПб — R2 с переходом к R3, Екатеринбург — R2 с пилотом УПС, Краснодар — R2 или R3, Новосибирск — R2 или R3 с приоритетом эффективности. Это рамка, которую я разворачиваю на следующих слайдах.</w:t>
+        <w:t>Анализ макросреды показал две ключевые возможности и две ключевые угрозы. Возможности: первая — экосистема МТС с 80 миллионами абонентов даёт уникальный канал доступа к клиенту, недоступный конкурентам; вторая — устойчивый спрос на короткие поездки сохраняется, рынок перебалансируется, а не схлопывается. Угрозы: первая — фрагментированная регуляторика по городам повышает стоимость унифицированной модели присутствия; вторая — удорожание капитала при ставке ЦБ 21 процент делает каждый новый самокат менее окупаемым. Доминирующий стратегический ответ — не наращивать парк, а извлекать больше из уже размещённого и адаптировать модель локально.</w:t>
+      </w:r>
+    </w:p>
+    <w:p>
+      <w:r>
+        <w:rPr>
+          <w:rFonts w:ascii="Times New Roman" w:hAnsi="Times New Roman"/>
+          <w:b w:val="0"/>
+          <w:i/>
+          <w:sz w:val="24"/>
+        </w:rPr>
+        <w:t>ТАЙМИНГ И ЗАМЕТКА: ~45 сек. Не перечитывать карточки — голосом 2 возможности + 2 угрозы + вывод.</w:t>
       </w:r>
     </w:p>
     <w:p>
@@ -246,7 +443,7 @@
         <w:rPr>
           <w:rFonts w:ascii="Times New Roman" w:hAnsi="Times New Roman"/>
           <w:b/>
-          <w:sz w:val="24"/>
+          <w:sz w:val="22"/>
         </w:rPr>
         <w:t>Слайд 6 — КОНКУРЕНЦИЯ</w:t>
       </w:r>
@@ -261,17 +458,29 @@
           <w:b/>
           <w:sz w:val="24"/>
         </w:rPr>
-        <w:t>КФУ на зрелой стадии — доступность покрытия; у МТС Юрент гэп 49 vs 67 тыс. ₽ с лидером</w:t>
+        <w:t>КФУ на зрелой стадии — доступность покрытия; у МТС Юрент системный гэп 49 vs 67 тыс. ₽ с лидером</w:t>
       </w:r>
     </w:p>
     <w:p>
       <w:r>
         <w:rPr>
           <w:rFonts w:ascii="Times New Roman" w:hAnsi="Times New Roman"/>
+          <w:b w:val="0"/>
           <w:i w:val="0"/>
           <w:sz w:val="24"/>
         </w:rPr>
-        <w:t>Конкурентный анализ показал олигополию трёх операторов: Whoosh опирается на масштаб парка и вертикальную интеграцию, МТС Юрент — на экосистему МТС и платформу Eleven, Яндекс — на трафик суперприложения. У МТС Юрент системный гэп: 49 тысяч рублей выручки на самокат в год против 67 тысяч у Whoosh. Принципиально важно: гэп возникает не из-за меньшего парка, а из-за более низкой эффективности уже размещённого парка. Ключевые факторы успеха на зрелой стадии три: фактическая доступность самоката в нужной точке и в нужное время, экономика на единицу парка, операционная исполнимость. Из них первый — доступность покрытия — критический. К нему привязан проектный инструмент УПС, о нём — на Слайде 12.</w:t>
+        <w:t>Конкурентный анализ показал, что на рынке три игрока с разной стратегической логикой: Whoosh опирается на масштаб парка и вертикальную интеграцию, МТС Юрент — на экосистему МТС, Яндекс — на трафик суперприложения. Ключевой фактор успеха на зрелой стадии — фактическая доступность самоката в нужной точке и в нужное время. По этому фактору у МТС Юрент системный конкурентный разрыв: выручка на самокат 49 тысяч рублей в год против 67 тысяч у Whoosh. Разрыв возникает не из-за меньшего парка, а из-за более низкой эффективности уже размещённого парка. Закрытие этого разрыва требует не наращивания парка, а повышения его отдачи — это будет адресовано проектным инструментом на слайде 13.</w:t>
+      </w:r>
+    </w:p>
+    <w:p>
+      <w:r>
+        <w:rPr>
+          <w:rFonts w:ascii="Times New Roman" w:hAnsi="Times New Roman"/>
+          <w:b w:val="0"/>
+          <w:i/>
+          <w:sz w:val="24"/>
+        </w:rPr>
+        <w:t>ТАЙМИНГ И ЗАМЕТКА: ~1:00. Здесь явно проговорить клиентскую метрику — доступность.</w:t>
       </w:r>
     </w:p>
     <w:p>
@@ -282,9 +491,9 @@
         <w:rPr>
           <w:rFonts w:ascii="Times New Roman" w:hAnsi="Times New Roman"/>
           <w:b/>
-          <w:sz w:val="24"/>
+          <w:sz w:val="22"/>
         </w:rPr>
-        <w:t>Слайд 7 — ВНУТРИ</w:t>
+        <w:t>Слайд 7 — ПОРТФЕЛЬ</w:t>
       </w:r>
     </w:p>
     <w:p>
@@ -297,17 +506,29 @@
           <w:b/>
           <w:sz w:val="24"/>
         </w:rPr>
-        <w:t>Внутри сильная экосистема МТС и Eleven, но централизованная управленческая логика для 187 локаций</w:t>
+        <w:t>Даже внутри портфеля Юрента 5 городов расходятся в 4× по утилизации — единый режим невозможен</w:t>
       </w:r>
     </w:p>
     <w:p>
       <w:r>
         <w:rPr>
           <w:rFonts w:ascii="Times New Roman" w:hAnsi="Times New Roman"/>
+          <w:b w:val="0"/>
           <w:i w:val="0"/>
           <w:sz w:val="24"/>
         </w:rPr>
-        <w:t>Внутренний анализ показал сильные и слабые стороны компании. Сильные: встроенность в экосистему МТС с 80 миллионами абонентов, MTS ID, Premium, обезличенная геоаналитика; технологическая платформа после приобретения Eleven; 120 тысяч СИМ в 187 локациях; гибкость пилотирования. Слабые: централизованная управленческая логика, нет процедуры назначения режимов городам, ограниченная локальная экспертиза, систематическое отставание по утилизации и выручке на самокат. В терминах динамических способностей: операционный блок развит, способность перестраивать ресурсы под изменения рынка — в начальной зрелости. Проблема не в отсутствии ресурсов, а в том, что текущая модель не превращает их в региональный результат.</w:t>
+        <w:t>Внутри портфеля МТС Юрент пять городов демонстрационной выборки расходятся в разные стороны. Утилизация парка различается в четыре раза — от 1 073 поездок на самокат в год в Москве до 277 в Новосибирске. Динамика год к году за девять месяцев 2025 — от минус десяти процентов в Краснодаре до плюс ста двадцати девяти в Новосибирске. Регуляторика — от жёсткой в Москве до умеренной в трёх других. Москва теряет объём при жёсткой регуляторике, Санкт-Петербург и Новосибирск растут с резервом плотности, Екатеринбург с низкой утилизацией — идеальный полигон для пилота. Вывод: единый режим присутствия по такому портфелю невозможен.</w:t>
+      </w:r>
+    </w:p>
+    <w:p>
+      <w:r>
+        <w:rPr>
+          <w:rFonts w:ascii="Times New Roman" w:hAnsi="Times New Roman"/>
+          <w:b w:val="0"/>
+          <w:i/>
+          <w:sz w:val="24"/>
+        </w:rPr>
+        <w:t>ТАЙМИНГ И ЗАМЕТКА: ~50 сек. Показать 4× разрыв и переход к необходимости дифференциации.</w:t>
       </w:r>
     </w:p>
     <w:p>
@@ -318,9 +539,9 @@
         <w:rPr>
           <w:rFonts w:ascii="Times New Roman" w:hAnsi="Times New Roman"/>
           <w:b/>
-          <w:sz w:val="24"/>
+          <w:sz w:val="22"/>
         </w:rPr>
-        <w:t>Слайд 8 — ДИАГНОЗ</w:t>
+        <w:t>Слайд 8 — ВНУТРЕННЯЯ СРЕДА</w:t>
       </w:r>
     </w:p>
     <w:p>
@@ -333,17 +554,29 @@
           <w:b/>
           <w:sz w:val="24"/>
         </w:rPr>
-        <w:t>Портфель стал неоднородным быстрее, чем управленческая модель оператора</w:t>
+        <w:t>Анализ внутренней среды: сильная экосистема МТС и Eleven, но централизованная управленческая логика для 187 локаций</w:t>
       </w:r>
     </w:p>
     <w:p>
       <w:r>
         <w:rPr>
           <w:rFonts w:ascii="Times New Roman" w:hAnsi="Times New Roman"/>
+          <w:b w:val="0"/>
           <w:i w:val="0"/>
           <w:sz w:val="24"/>
         </w:rPr>
-        <w:t>Сводный стратегический диагноз формулируется так. Федеральный масштаб и зрелый рынок — это исходная ситуация. Разные города по спросу, регуляторике, сезонности, конкуренции — фактический разрыв. Единая логика управления теряет точность — последствие. Нужна система «город → режим → KPI» — требуемый ответ. Причины разрыва: стагнация совокупного спроса, регуляторная фрагментация, разная утилизация парка по городам. Если ничего не менять — ошибки в масштабе присутствия, избыточный OpEx в тяжёлых рынках, недоиспользование роста в R2-городах. Ответ работы — портфельная стратегия с разными режимами и общим контуром контроля плюс дорожная карта пилота УПС.</w:t>
+        <w:t>Анализ внутренней среды показал асимметрию. Сильные стороны: встроенность в экосистему МТС с 80 миллионами абонентов, технологическая платформа после приобретения Eleven, парк около 120 тысяч самокатов в 187 локациях, гибкость пилотирования. Слабые стороны: централизованная управленческая логика мало чувствительна к различиям регионов, формализованной процедуры назначения режимов нет, локальная экспертиза ограничена, отставание по утилизации и выручке на самокат от лидера. В терминах динамических способностей: операционный блок развит, способность перестраивать ресурсы под изменения рынка — в начальной зрелости. Проблема — не в отсутствии ресурсов, а в том, что текущая модель не превращает их в региональный результат.</w:t>
+      </w:r>
+    </w:p>
+    <w:p>
+      <w:r>
+        <w:rPr>
+          <w:rFonts w:ascii="Times New Roman" w:hAnsi="Times New Roman"/>
+          <w:b w:val="0"/>
+          <w:i/>
+          <w:sz w:val="24"/>
+        </w:rPr>
+        <w:t>ТАЙМИНГ И ЗАМЕТКА: ~1:00. Слабые стороны — главное; они объясняют, почему есть управленческая проблема.</w:t>
       </w:r>
     </w:p>
     <w:p>
@@ -354,9 +587,57 @@
         <w:rPr>
           <w:rFonts w:ascii="Times New Roman" w:hAnsi="Times New Roman"/>
           <w:b/>
+          <w:sz w:val="22"/>
+        </w:rPr>
+        <w:t>Слайд 9 — ДИАГНОЗ</w:t>
+      </w:r>
+    </w:p>
+    <w:p>
+      <w:pPr>
+        <w:spacing w:before="0" w:after="20"/>
+      </w:pPr>
+      <w:r>
+        <w:rPr>
+          <w:rFonts w:ascii="Times New Roman" w:hAnsi="Times New Roman"/>
+          <w:b/>
           <w:sz w:val="24"/>
         </w:rPr>
-        <w:t>Слайд 9 — РАМКА</w:t>
+        <w:t>Стратегический диагноз: портфель стал неоднородным быстрее, чем управленческая модель оператора</w:t>
+      </w:r>
+    </w:p>
+    <w:p>
+      <w:r>
+        <w:rPr>
+          <w:rFonts w:ascii="Times New Roman" w:hAnsi="Times New Roman"/>
+          <w:b w:val="0"/>
+          <w:i w:val="0"/>
+          <w:sz w:val="24"/>
+        </w:rPr>
+        <w:t>На основе анализа внешней и внутренней среды сформулирован стратегический диагноз. Ключевой разрыв состоит в том, что МТС Юрент работает с принципиально неоднородной портфельной средой через единообразную управленческую логику. Причины три: переход рынка к зрелой стадии, регуляторная фрагментация по городам, разная утилизация парка. Если сохранить текущую модель — последствия: ошибки в масштабе присутствия, избыточный OpEx в тяжёлых рынках, недоиспользование роста в развивающихся. Ответ — портфельная стратегия с разными режимами действий и общим контуром контроля плюс дорожная карта пилота.</w:t>
+      </w:r>
+    </w:p>
+    <w:p>
+      <w:r>
+        <w:rPr>
+          <w:rFonts w:ascii="Times New Roman" w:hAnsi="Times New Roman"/>
+          <w:b w:val="0"/>
+          <w:i/>
+          <w:sz w:val="24"/>
+        </w:rPr>
+        <w:t>ТАЙМИНГ И ЗАМЕТКА: ~50 сек. Слайд-мост: связь внешней и внутренней диагностики с управленческой проблемой.</w:t>
+      </w:r>
+    </w:p>
+    <w:p>
+      <w:pPr>
+        <w:spacing w:before="200" w:after="20"/>
+      </w:pPr>
+      <w:r>
+        <w:rPr>
+          <w:rFonts w:ascii="Times New Roman" w:hAnsi="Times New Roman"/>
+          <w:b/>
+          <w:sz w:val="22"/>
+        </w:rPr>
+        <w:t>Слайд 10 — РАМКА</w:t>
       </w:r>
     </w:p>
     <w:p>
@@ -376,10 +657,22 @@
       <w:r>
         <w:rPr>
           <w:rFonts w:ascii="Times New Roman" w:hAnsi="Times New Roman"/>
+          <w:b w:val="0"/>
           <w:i w:val="0"/>
           <w:sz w:val="24"/>
         </w:rPr>
-        <w:t>Главный методический результат работы — две конструкции. Слева — трёхуровневая иерархия факторов различения. Уровень I, структурная конфигурация: ёмкость, регуляторика, конкуренция, положение МТС Юрент на рынке — задаёт выбор режима R1, R2 или R3. Уровень II, операционная исполнимость: сезонность, плотность спроса, стоимость покрытия — проверяет осуществимость режима в сезоне. Уровень III, тактические рычаги: цены, промо, партнёрства, переразмещение парка, УПС — это рычаги внутри уже выбранного режима. Справа — пять критериев оценки сценариев, выведенных из теории: ресурсная защитимость, согласованность с динамическими способностями, операционная исполнимость, финансовый эффект, профиль риска. I и II дают диагноз города, III показывает доступные рычаги управления.</w:t>
+        <w:t>Для систематического выбора стратегии разработаны две конструкции. Первая — трёхуровневая иерархия факторов регионального различения. Уровень I, структурная конфигурация: ёмкость, регуляторика, конкуренция, положение оператора — задаёт выбор режима. Уровень II, операционная исполнимость: сезонность, плотность спроса, стоимость покрытия — проверяет реализуемость. Уровень III, тактические рычаги: цены, промо, перераспределение парка. Вторая — пять критериев оценки сценариев, выведенных из теории: ресурсная защитимость, согласованность с динамическими способностями, операционная исполнимость, финансовый эффект, профиль риска.</w:t>
+      </w:r>
+    </w:p>
+    <w:p>
+      <w:r>
+        <w:rPr>
+          <w:rFonts w:ascii="Times New Roman" w:hAnsi="Times New Roman"/>
+          <w:b w:val="0"/>
+          <w:i/>
+          <w:sz w:val="24"/>
+        </w:rPr>
+        <w:t>ТАЙМИНГ И ЗАМЕТКА: ~50 сек. Не углубляться в теорию — назвать конструкции, перейти к их применению.</w:t>
       </w:r>
     </w:p>
     <w:p>
@@ -390,9 +683,9 @@
         <w:rPr>
           <w:rFonts w:ascii="Times New Roman" w:hAnsi="Times New Roman"/>
           <w:b/>
-          <w:sz w:val="24"/>
+          <w:sz w:val="22"/>
         </w:rPr>
-        <w:t>Слайд 10 — АЛЬТЕРНАТИВЫ</w:t>
+        <w:t>Слайд 11 — АЛЬТЕРНАТИВЫ</w:t>
       </w:r>
     </w:p>
     <w:p>
@@ -405,17 +698,29 @@
           <w:b/>
           <w:sz w:val="24"/>
         </w:rPr>
-        <w:t>Из трёх альтернатив оптимальна диверсификация режимов по портфелю — S3</w:t>
+        <w:t>Из трёх альтернатив оптимальна диверсификация режимов по портфелю — сценарий 3</w:t>
       </w:r>
     </w:p>
     <w:p>
       <w:r>
         <w:rPr>
           <w:rFonts w:ascii="Times New Roman" w:hAnsi="Times New Roman"/>
+          <w:b w:val="0"/>
           <w:i w:val="0"/>
           <w:sz w:val="24"/>
         </w:rPr>
-        <w:t>На основе диагноза рассмотрены три альтернативы. S1 — сохранение текущей единой логики; S2 — единый режим удержания с операционной адаптацией; S3 — диверсификация режимов по сценарно-однородным группам рынков. Сравнение по пяти критериям. По ресурсной защитимости S3 лучший: ресурсы МТС работают там, где дают эффект. По динамическим способностям — лучший: воспроизводимое различение рынков. По операционной исполнимости S3 проигрывает — нужны компенсаторы. По финансовому эффекту S3 лучший при пилоте и контроле OpEx. По профилю риска — распределён, но требует координации. Итог: S3 решает исходный разрыв при управляемых рисках. Уступает только по критерию 3 — адресовано компенсаторами на Слайде 15.</w:t>
+        <w:t>Сравнение проведено по пяти критериям для трёх альтернатив. Первая — сценарий 1, сохранение единой логики действий ко всем регионам. Вторая — сценарий 2, единый режим удержания с операционной адаптацией. Третья — сценарий 3, диверсификация режимов конкурентных действий по группам рынков. Результаты сопоставления показали: сценарий 3 сильнее альтернатив по четырём критериям из пяти — ресурсная защитимость, динамические способности, финансовый эффект, профиль риска. Уступает только по операционной исполнимости в горизонте перестройки — это адресовано управленческими компенсаторами на слайде 15. Сценарий 3 решает исходный разрыв при управляемых рисках.</w:t>
+      </w:r>
+    </w:p>
+    <w:p>
+      <w:r>
+        <w:rPr>
+          <w:rFonts w:ascii="Times New Roman" w:hAnsi="Times New Roman"/>
+          <w:b w:val="0"/>
+          <w:i/>
+          <w:sz w:val="24"/>
+        </w:rPr>
+        <w:t>ТАЙМИНГ И ЗАМЕТКА: ~1:00. Чётко проговорить, чем S3 побеждает по 4 из 5 критериев.</w:t>
       </w:r>
     </w:p>
     <w:p>
@@ -426,9 +731,9 @@
         <w:rPr>
           <w:rFonts w:ascii="Times New Roman" w:hAnsi="Times New Roman"/>
           <w:b/>
-          <w:sz w:val="24"/>
+          <w:sz w:val="22"/>
         </w:rPr>
-        <w:t>Слайд 11 — СТРАТЕГИЯ</w:t>
+        <w:t>Слайд 12 — СТРАТЕГИЯ</w:t>
       </w:r>
     </w:p>
     <w:p>
@@ -441,17 +746,29 @@
           <w:b/>
           <w:sz w:val="24"/>
         </w:rPr>
-        <w:t>S3 — управление портфелем режимов, назначенных конкретным городам, с пересмотром каждый сезон</w:t>
+        <w:t>Сценарий 3 — управление портфелем режимов, назначенных конкретным городам, с пересмотром по KPI</w:t>
       </w:r>
     </w:p>
     <w:p>
       <w:r>
         <w:rPr>
           <w:rFonts w:ascii="Times New Roman" w:hAnsi="Times New Roman"/>
+          <w:b w:val="0"/>
           <w:i w:val="0"/>
           <w:sz w:val="24"/>
         </w:rPr>
-        <w:t>Содержательное наполнение S3 — три режима. R1 «Плацдарм» — закрепление: минимальная плотность парка, операционные стандарты, контакты с городом, ограниченное промо. KPI: покрытие ключевых зон, базовая утилизация, отсутствие конфликтов. R2 «Атака» — рост доли: расширение и переразмещение парка, плотность ключевых зон, клиентская и ценовая работа, УПС. KPI: поездки, доля относительно лидера, активная аудитория, выручка на самокат. R3 «Удержание» — защита экономики: дисциплина расстановки, снижение издержек обслуживания, защита микролокаций, удержание пользователей. KPI: доля поездок, выручка на самокат, ребалансировка, EBITDA-маржа. Назначение по 5 городам: Москва — R3 ограниченное, СПб — R2 с переходом к R3, Екатеринбург — R2 с пилотом УПС, Краснодар — R2/R3 по сезону, Новосибирск — R2/R3 с приоритетом эффективности. S3 — не статическая кластеризация, а воспроизводимая процедура с пересмотром каждый сезон.</w:t>
+        <w:t>Содержательное наполнение выбранного сценария — три режима конкурентных действий. Режим первый, плацдарм — закрепление; ключевые рычаги: минимальная плотность парка, операционные стандарты, контакты с городом. Режим второй, атака — рост доли; рычаги: расширение и переразмещение парка, плотность ключевых зон, клиентская и ценовая работа, проектный инструмент. Режим третий, удержание — защита экономики; рычаги: дисциплина расстановки, снижение издержек обслуживания, защита микролокаций. Назначение по пяти городам: Москва — режим удержания ограниченное, Санкт-Петербург — атака с переходом к удержанию, Екатеринбург — атака с пилотом проектного инструмента, Краснодар и Новосибирск — атака или удержание по сезону. Это не статическая кластеризация, а воспроизводимая процедура с пересмотром каждый сезон.</w:t>
+      </w:r>
+    </w:p>
+    <w:p>
+      <w:r>
+        <w:rPr>
+          <w:rFonts w:ascii="Times New Roman" w:hAnsi="Times New Roman"/>
+          <w:b w:val="0"/>
+          <w:i/>
+          <w:sz w:val="24"/>
+        </w:rPr>
+        <w:t>ТАЙМИНГ И ЗАМЕТКА: ~1:00. Главное — режимы и принцип назначения по городам, без перечисления всех KPI.</w:t>
       </w:r>
     </w:p>
     <w:p>
@@ -462,9 +779,9 @@
         <w:rPr>
           <w:rFonts w:ascii="Times New Roman" w:hAnsi="Times New Roman"/>
           <w:b/>
-          <w:sz w:val="24"/>
+          <w:sz w:val="22"/>
         </w:rPr>
-        <w:t>Слайд 12 — ИНСТРУМЕНТ</w:t>
+        <w:t>Слайд 13 — ИНСТРУМЕНТ  ⚠ МАКСИМУМ 1 МИНУТА</w:t>
       </w:r>
     </w:p>
     <w:p>
@@ -477,17 +794,29 @@
           <w:b/>
           <w:sz w:val="24"/>
         </w:rPr>
-        <w:t>УПС превращает локальный дефицит доступности в управляемое действие, в 4,5× дешевле ребалансировки</w:t>
+        <w:t>Управление покрытием через стимулы — повышение доступности для клиента и отдачи парка для оператора</w:t>
       </w:r>
     </w:p>
     <w:p>
       <w:r>
         <w:rPr>
           <w:rFonts w:ascii="Times New Roman" w:hAnsi="Times New Roman"/>
+          <w:b w:val="0"/>
           <w:i w:val="0"/>
           <w:sz w:val="24"/>
         </w:rPr>
-        <w:t>Проектным выходом работы стал инструмент «Управление покрытием через стимулы», УПС. Он адресует ключевой фактор успеха со Слайда 6 — фактическую доступность самоката. Логика — четырёхшаговая: сигнал дефицита, отбор точки и временного окна, выбор стимула, доступность восстановлена. На третьем шаге работают три механизма. М1 — стимул на стороне точки высадки: бонус за завершение поездки в зоне дефицита. М2 — стимул на стороне точки посадки: стимул взять самокат из зоны переизбытка. М3 — оплачиваемое микрозадание внешнему исполнителю. Ключевая цифра: средневзвешенная стоимость стимула 26,5 рубля за операцию против 120 рублей физической ребалансировки по данным эксперта МТС — в 4,5 раза дешевле. В пилоте Екатеринбурга денежный эффект сезона около 11,7 миллиона рублей, EBITDA-вклад около 6 миллионов. УПС применяется в режимах R2 и R3, не отменяя физическую ребалансировку полностью.</w:t>
+        <w:t>Один из инструментов реализации сценария 3 — управление покрытием через стимулы. Цель формулируется через три эффекта: для клиента — повышение доступности самоката в нужной точке и улучшение клиентского опыта; для парка — рост утилизации уже размещённого без капитальных вложений; для оператора — снижение операционных издержек на перемещение парка. Ключевая цифра экономики: одна операция физического перемещения парка стоит 120 рублей по данным эксперта МТС, средневзвешенная стоимость стимула — 26 рублей 50 копеек. В 4,5 раза дешевле. Механика — три типа стимулов: пользователю в точке высадки, в точке посадки и оплачиваемое микрозадание внешнему исполнителю. KPI пилота — четыре: прирост поездок в зонах, доля физической ребалансировки, стоимость стимула на предотвращённую потерю, отклик пользователей.</w:t>
+      </w:r>
+    </w:p>
+    <w:p>
+      <w:r>
+        <w:rPr>
+          <w:rFonts w:ascii="Times New Roman" w:hAnsi="Times New Roman"/>
+          <w:b w:val="0"/>
+          <w:i/>
+          <w:sz w:val="24"/>
+        </w:rPr>
+        <w:t>ТАЙМИНГ И ЗАМЕТКА: СТРОГО 1 МИНУТА. Не углубляться в механизмы. Если спросят детали — отвечать коротко, не разворачивать.</w:t>
       </w:r>
     </w:p>
     <w:p>
@@ -498,9 +827,9 @@
         <w:rPr>
           <w:rFonts w:ascii="Times New Roman" w:hAnsi="Times New Roman"/>
           <w:b/>
-          <w:sz w:val="24"/>
+          <w:sz w:val="22"/>
         </w:rPr>
-        <w:t>Слайд 13 — ФИНМОДЕЛЬ</w:t>
+        <w:t>Слайд 14 — ФИНМОДЕЛЬ</w:t>
       </w:r>
     </w:p>
     <w:p>
@@ -513,17 +842,29 @@
           <w:b/>
           <w:sz w:val="24"/>
         </w:rPr>
-        <w:t>S3 окупается за счёт перенастройки уже существующего портфеля: +25 млн EBITDA год 1, NPV +134 млн при WACC 20 %</w:t>
+        <w:t>Сценарий S3 окупается за счёт перенастройки портфеля: +25 млн ₽ EBITDA год 1, NPV +134 млн при WACC 20 %</w:t>
       </w:r>
     </w:p>
     <w:p>
       <w:r>
         <w:rPr>
           <w:rFonts w:ascii="Times New Roman" w:hAnsi="Times New Roman"/>
+          <w:b w:val="0"/>
           <w:i w:val="0"/>
           <w:sz w:val="24"/>
         </w:rPr>
-        <w:t>Финансовая модель сценария S3 на пяти городах с базовой выручкой 4,17 миллиарда рублей даёт следующие результаты. Затраты года 1: управление, маркетинг, УПС, накладные — 48 миллионов рублей. Эффекты: R2-прирост выручки в Санкт-Петербурге, Екатеринбурге, Краснодаре, Новосибирске — плюс 12 миллионов EBITDA. УПС-пилот в Екатеринбурге — плюс 6. R3-Москва, оптимизация OpEx минус 2 % от выручки — плюс 52. R1/R2 малые города, экономия капвложений — плюс 3. Итого эффектов 73 миллиона. Чистый эффект года 1 — плюс 25 миллионов рублей. Чувствительность от минус 14 до плюс 64. Год 2 при тиражировании УПС — плюс 80–100 миллионов. NPV при ставке дисконтирования 20 % на трёхлетнем горизонте — плюс 134 миллиона. Payback около 8 месяцев, то есть один пилотный сезон. ROI года 1 — 52 %, года 2 — 243 %. Главный драйвер модели — перераспределение режимов, снижение OpEx в тяжёлых рынках и пилот УПС там, где есть локальный дефицит.</w:t>
+        <w:t>Финансовая модель сценария 3 на пяти городах с базовой выручкой 4,17 миллиарда рублей даёт следующее. Затраты года 1 — около 48 миллионов рублей, в том числе capex всего 8 миллионов на IT-инфраструктуру. Эффекты — 73 миллиона EBITDA. Чистый эффект года 1 — плюс 25 миллионов рублей. Диапазон чувствительности от минус 14 до плюс 64. Год 2 при тиражировании проектного инструмента — плюс 80–100 миллионов. NPV проекта при ставке дисконтирования 20 процентов на трёхлетнем горизонте — плюс 134 миллиона рублей. Окупаемость — около восьми месяцев, то есть сезон одного пилота. ROI года 1 — 52 процента, года 2 — 243 процента. Главный драйвер модели — перераспределение режимов, снижение OpEx в тяжёлых рынках и пилот в Екатеринбурге.</w:t>
+      </w:r>
+    </w:p>
+    <w:p>
+      <w:r>
+        <w:rPr>
+          <w:rFonts w:ascii="Times New Roman" w:hAnsi="Times New Roman"/>
+          <w:b w:val="0"/>
+          <w:i/>
+          <w:sz w:val="24"/>
+        </w:rPr>
+        <w:t>ТАЙМИНГ И ЗАМЕТКА: ~1:00. Цифры громко: 25 млн, 134 млн NPV, 8 мес. payback. Связать с управленческой проблемой.</w:t>
       </w:r>
     </w:p>
     <w:p>
@@ -534,9 +875,9 @@
         <w:rPr>
           <w:rFonts w:ascii="Times New Roman" w:hAnsi="Times New Roman"/>
           <w:b/>
-          <w:sz w:val="24"/>
+          <w:sz w:val="22"/>
         </w:rPr>
-        <w:t>Слайд 14 — ПЛАН</w:t>
+        <w:t>Слайд 15 — ПЛАН + РИСКИ</w:t>
       </w:r>
     </w:p>
     <w:p>
@@ -549,53 +890,29 @@
           <w:b/>
           <w:sz w:val="24"/>
         </w:rPr>
-        <w:t>S3 запускается через пилот в Екатеринбурге, не через одномоментную перестройку</w:t>
+        <w:t>Пилот в Екатеринбурге за 12 месяцев; 3 ключевых риска с готовыми компенсаторами</w:t>
       </w:r>
     </w:p>
     <w:p>
       <w:r>
         <w:rPr>
           <w:rFonts w:ascii="Times New Roman" w:hAnsi="Times New Roman"/>
+          <w:b w:val="0"/>
           <w:i w:val="0"/>
           <w:sz w:val="24"/>
         </w:rPr>
-        <w:t>Дорожная карта пилота УПС на 12 месяцев включает пять этапов. Месяц 1 — диагностика: фиксация чувствительных микролокаций и базовых значений KPI. Месяц 2 — запуск механизмов М1 и М2, стимулов для пользователей. Месяц 3 — подключение М3, микрозаданий внешним исполнителям. Месяц 4 — калибровка параметров стимулов, расширение зоны. Месяц 5 — итоги пилота и решение о тиражировании. После пилота с года 2 — тиражирование на Санкт-Петербург, Краснодар и Новосибирск, это R2-кластер, с пересмотром режима по фактическим KPI каждый сезон. Четыре KPI пилота: прирост поездок в зонах, снижение доли физической ребалансировки, стоимость стимула на предотвращённую потерю, отклик пользователей.</w:t>
-      </w:r>
-    </w:p>
-    <w:p>
-      <w:pPr>
-        <w:spacing w:before="200" w:after="20"/>
-      </w:pPr>
-      <w:r>
-        <w:rPr>
-          <w:rFonts w:ascii="Times New Roman" w:hAnsi="Times New Roman"/>
-          <w:b/>
-          <w:sz w:val="24"/>
-        </w:rPr>
-        <w:t>Слайд 15 — РИСКИ</w:t>
-      </w:r>
-    </w:p>
-    <w:p>
-      <w:pPr>
-        <w:spacing w:before="0" w:after="20"/>
-      </w:pPr>
-      <w:r>
-        <w:rPr>
-          <w:rFonts w:ascii="Times New Roman" w:hAnsi="Times New Roman"/>
-          <w:b/>
-          <w:sz w:val="24"/>
-        </w:rPr>
-        <w:t>S3 управляем при наличии отдельного портфельного контура и регулярного пересмотра режимов по KPI</w:t>
+        <w:t>Реализация — через пилот в Екатеринбурге на горизонте 12 месяцев. Пять этапов: диагностика, запуск стимулов пользователям, микрозадания исполнителям, калибровка, итоги. С года 2 — тиражирование на Санкт-Петербург, Краснодар, Новосибирск. Три ключевых риска. Первый — регуляторные шоки в одном-двух городах одновременно; компенсируется встроенными правилами перехода между режимами. Второй — ошибка диагностики режима города; компенсируется ежесезонным пересмотром по KPI: выручка на самокат, доля поездок, стоимость покрытия. Третий — кадровая нагрузка координации; компенсируется поэтапным внедрением и выделенной функцией портфельного управления. Остальные риски — в приложении к ВКР.</w:t>
       </w:r>
     </w:p>
     <w:p>
       <w:r>
         <w:rPr>
           <w:rFonts w:ascii="Times New Roman" w:hAnsi="Times New Roman"/>
-          <w:i w:val="0"/>
+          <w:b w:val="0"/>
+          <w:i/>
           <w:sz w:val="24"/>
         </w:rPr>
-        <w:t>Шесть управленческих рисков с компенсаторами. Рассинхронизация режимов между городами снимается функцией портфельного управления и ежемесячной сверкой «город → режим». Потеря единого пользовательского опыта — единым продуктовым слоем при разной операционной модели. Кадровая нагрузка координации — поэтапным запуском с пяти городов на расширенный портфель. Регуляторные шоки — правилами перехода между режимами. Ошибка диагностики рынка — регулярным пересмотром режима по KPI. Универсализация УПС — фиксацией условий применимости только в R2 и R3. Главное: S3 не требует одномоментной перестройки всей компании. Запускается через пилот и расширяется при подтверждении экономики. Распределённый профиль риска даётся ценой повышенных требований к координации — управленческий компенсатор обязателен, а не опционален.</w:t>
+        <w:t>ТАЙМИНГ И ЗАМЕТКА: ~1:00. Не перечислять все риски — только 3 ключевых с компенсаторами.</w:t>
       </w:r>
     </w:p>
     <w:p>
@@ -608,17 +925,102 @@
           <w:b/>
           <w:sz w:val="24"/>
         </w:rPr>
-        <w:t>Слайд 16 — ВЫВОД (финальная фраза)</w:t>
+        <w:t>Слайд 16 — ВЫВОД (финальная фраза)  — выучить наизусть</w:t>
       </w:r>
     </w:p>
     <w:p>
       <w:r>
         <w:rPr>
           <w:rFonts w:ascii="Times New Roman" w:hAnsi="Times New Roman"/>
+          <w:b w:val="0"/>
           <w:i w:val="0"/>
           <w:sz w:val="24"/>
         </w:rPr>
-        <w:t>«Если кратко подвести итог работы. Управленческая проблема МТС Юрент состояла в том, что для портфеля из 187 локаций нет формализованной процедуры выбора режима присутствия. Диагностика показала, что причина — в исчерпании источника новой ценности от единой логики расширения. Сопоставлены три сценария по пяти критериям — обоснован выбор стратегии диверсификации режимов S3. В её рамках предложен проектный инструмент «Управление покрытием через стимулы», УПС, в 4,5 раза дешевле физической ребалансировки. Выполнена оценка эффекта: финмодель даёт +25 миллионов рублей EBITDA в год 1, +80–100 миллионов в год 2 при тиражировании УПС, NPV +134 миллиона при WACC 20 %, окупаемость около восьми месяцев. Главный практический вклад — рабочий инструментарий для подготовки стратегических решений МТС Юрент: диагностический каркас «город → режим → KPI», система режимов R1–R3, проектный инструмент УПС и шаблон финансовой модели для расширения на остальные города присутствия. Спасибо за внимание, готов к вопросам».</w:t>
+        <w:t>«Подведу итог. В начале защиты я сформулировал управленческую проблему МТС Юрент: экстенсивная модель роста через расширение парка и географии теряет эффективность на зрелом и неоднородном рынке. Это выражалось в стагнации спроса, обвале маржи лидера и четырёхкратном разрыве утилизации по городам.</w:t>
+      </w:r>
+    </w:p>
+    <w:p>
+      <w:r>
+        <w:rPr>
+          <w:rFonts w:ascii="Times New Roman" w:hAnsi="Times New Roman"/>
+          <w:b w:val="0"/>
+          <w:i w:val="0"/>
+          <w:sz w:val="24"/>
+        </w:rPr>
+      </w:r>
+    </w:p>
+    <w:p>
+      <w:r>
+        <w:rPr>
+          <w:rFonts w:ascii="Times New Roman" w:hAnsi="Times New Roman"/>
+          <w:b w:val="0"/>
+          <w:i w:val="0"/>
+          <w:sz w:val="24"/>
+        </w:rPr>
+        <w:t>В рамках работы проведена диагностика, сопоставлены три сценария по пяти критериям, обоснован выбор стратегии дифференцированного управления портфелем регионов, предложен инструмент управления покрытием через стимулы и построена финансовая модель.</w:t>
+      </w:r>
+    </w:p>
+    <w:p>
+      <w:r>
+        <w:rPr>
+          <w:rFonts w:ascii="Times New Roman" w:hAnsi="Times New Roman"/>
+          <w:b w:val="0"/>
+          <w:i w:val="0"/>
+          <w:sz w:val="24"/>
+        </w:rPr>
+      </w:r>
+    </w:p>
+    <w:p>
+      <w:r>
+        <w:rPr>
+          <w:rFonts w:ascii="Times New Roman" w:hAnsi="Times New Roman"/>
+          <w:b w:val="0"/>
+          <w:i w:val="0"/>
+          <w:sz w:val="24"/>
+        </w:rPr>
+        <w:t>Разработанная система позволяет МТС Юрент получить эффект плюс 25 миллионов рублей EBITDA в первый год и плюс 80–100 миллионов во второй год при тиражировании, с NPV плюс 134 миллиона при ставке 20 процентов и окупаемостью около восьми месяцев — что напрямую отвечает на исходную управленческую проблему и переводит её из источника риска в управляемое решение.</w:t>
+      </w:r>
+    </w:p>
+    <w:p>
+      <w:r>
+        <w:rPr>
+          <w:rFonts w:ascii="Times New Roman" w:hAnsi="Times New Roman"/>
+          <w:b w:val="0"/>
+          <w:i w:val="0"/>
+          <w:sz w:val="24"/>
+        </w:rPr>
+      </w:r>
+    </w:p>
+    <w:p>
+      <w:r>
+        <w:rPr>
+          <w:rFonts w:ascii="Times New Roman" w:hAnsi="Times New Roman"/>
+          <w:b w:val="0"/>
+          <w:i w:val="0"/>
+          <w:sz w:val="24"/>
+        </w:rPr>
+        <w:t>Спасибо за внимание, готов к вопросам».</w:t>
+      </w:r>
+    </w:p>
+    <w:p>
+      <w:r>
+        <w:rPr>
+          <w:rFonts w:ascii="Times New Roman" w:hAnsi="Times New Roman"/>
+          <w:b w:val="0"/>
+          <w:i w:val="0"/>
+          <w:sz w:val="24"/>
+        </w:rPr>
+      </w:r>
+    </w:p>
+    <w:p>
+      <w:r>
+        <w:rPr>
+          <w:rFonts w:ascii="Times New Roman" w:hAnsi="Times New Roman"/>
+          <w:b w:val="0"/>
+          <w:i/>
+          <w:sz w:val="24"/>
+        </w:rPr>
+        <w:t>ТАЙМИНГ: ~50 сек.</w:t>
       </w:r>
     </w:p>
     <w:p>
@@ -629,9 +1031,9 @@
         <w:rPr>
           <w:rFonts w:ascii="Times New Roman" w:hAnsi="Times New Roman"/>
           <w:b/>
-          <w:sz w:val="26"/>
+          <w:sz w:val="24"/>
         </w:rPr>
-        <w:t>Хронометраж по слайдам</w:t>
+        <w:t>Хронометраж под 15 минут</w:t>
       </w:r>
     </w:p>
     <w:p>
@@ -644,7 +1046,7 @@
           <w:b w:val="0"/>
           <w:sz w:val="22"/>
         </w:rPr>
-        <w:t xml:space="preserve">Слайд 1 (титул + проблема): </w:t>
+        <w:t xml:space="preserve">Слайд 1 (титул + проблема) + старт: </w:t>
       </w:r>
       <w:r>
         <w:rPr>
@@ -652,7 +1054,7 @@
           <w:b w:val="0"/>
           <w:sz w:val="22"/>
         </w:rPr>
-        <w:t>~1:45</w:t>
+        <w:t>~1:30</w:t>
       </w:r>
     </w:p>
     <w:p>
@@ -673,7 +1075,7 @@
           <w:b w:val="0"/>
           <w:sz w:val="22"/>
         </w:rPr>
-        <w:t>~0:45</w:t>
+        <w:t>~0:30</w:t>
       </w:r>
     </w:p>
     <w:p>
@@ -694,7 +1096,7 @@
           <w:b w:val="0"/>
           <w:sz w:val="22"/>
         </w:rPr>
-        <w:t>~0:55</w:t>
+        <w:t>~0:45</w:t>
       </w:r>
     </w:p>
     <w:p>
@@ -715,7 +1117,7 @@
           <w:b w:val="0"/>
           <w:sz w:val="22"/>
         </w:rPr>
-        <w:t>~1:05</w:t>
+        <w:t>~1:00</w:t>
       </w:r>
     </w:p>
     <w:p>
@@ -728,7 +1130,7 @@
           <w:b w:val="0"/>
           <w:sz w:val="22"/>
         </w:rPr>
-        <w:t xml:space="preserve">Слайд 5 (портфель): </w:t>
+        <w:t xml:space="preserve">Слайд 5 (PESTEL): </w:t>
       </w:r>
       <w:r>
         <w:rPr>
@@ -736,7 +1138,7 @@
           <w:b w:val="0"/>
           <w:sz w:val="22"/>
         </w:rPr>
-        <w:t>~1:00</w:t>
+        <w:t>~0:45</w:t>
       </w:r>
     </w:p>
     <w:p>
@@ -770,7 +1172,28 @@
           <w:b w:val="0"/>
           <w:sz w:val="22"/>
         </w:rPr>
-        <w:t xml:space="preserve">Слайд 7 (внутри): </w:t>
+        <w:t xml:space="preserve">Слайд 7 (портфель): </w:t>
+      </w:r>
+      <w:r>
+        <w:rPr>
+          <w:rFonts w:ascii="Times New Roman" w:hAnsi="Times New Roman"/>
+          <w:b w:val="0"/>
+          <w:sz w:val="22"/>
+        </w:rPr>
+        <w:t>~0:50</w:t>
+      </w:r>
+    </w:p>
+    <w:p>
+      <w:pPr>
+        <w:spacing w:after="20"/>
+      </w:pPr>
+      <w:r>
+        <w:rPr>
+          <w:rFonts w:ascii="Times New Roman" w:hAnsi="Times New Roman"/>
+          <w:b w:val="0"/>
+          <w:sz w:val="22"/>
+        </w:rPr>
+        <w:t xml:space="preserve">Слайд 8 (внутр. среда): </w:t>
       </w:r>
       <w:r>
         <w:rPr>
@@ -791,7 +1214,49 @@
           <w:b w:val="0"/>
           <w:sz w:val="22"/>
         </w:rPr>
-        <w:t xml:space="preserve">Слайд 8 (диагноз): </w:t>
+        <w:t xml:space="preserve">Слайд 9 (диагноз): </w:t>
+      </w:r>
+      <w:r>
+        <w:rPr>
+          <w:rFonts w:ascii="Times New Roman" w:hAnsi="Times New Roman"/>
+          <w:b w:val="0"/>
+          <w:sz w:val="22"/>
+        </w:rPr>
+        <w:t>~0:50</w:t>
+      </w:r>
+    </w:p>
+    <w:p>
+      <w:pPr>
+        <w:spacing w:after="20"/>
+      </w:pPr>
+      <w:r>
+        <w:rPr>
+          <w:rFonts w:ascii="Times New Roman" w:hAnsi="Times New Roman"/>
+          <w:b w:val="0"/>
+          <w:sz w:val="22"/>
+        </w:rPr>
+        <w:t xml:space="preserve">Слайд 10 (рамка): </w:t>
+      </w:r>
+      <w:r>
+        <w:rPr>
+          <w:rFonts w:ascii="Times New Roman" w:hAnsi="Times New Roman"/>
+          <w:b w:val="0"/>
+          <w:sz w:val="22"/>
+        </w:rPr>
+        <w:t>~0:50</w:t>
+      </w:r>
+    </w:p>
+    <w:p>
+      <w:pPr>
+        <w:spacing w:after="20"/>
+      </w:pPr>
+      <w:r>
+        <w:rPr>
+          <w:rFonts w:ascii="Times New Roman" w:hAnsi="Times New Roman"/>
+          <w:b w:val="0"/>
+          <w:sz w:val="22"/>
+        </w:rPr>
+        <w:t xml:space="preserve">Слайд 11 (альтернативы): </w:t>
       </w:r>
       <w:r>
         <w:rPr>
@@ -812,7 +1277,7 @@
           <w:b w:val="0"/>
           <w:sz w:val="22"/>
         </w:rPr>
-        <w:t xml:space="preserve">Слайд 9 (рамка): </w:t>
+        <w:t xml:space="preserve">Слайд 12 (стратегия): </w:t>
       </w:r>
       <w:r>
         <w:rPr>
@@ -820,7 +1285,7 @@
           <w:b w:val="0"/>
           <w:sz w:val="22"/>
         </w:rPr>
-        <w:t>~1:05</w:t>
+        <w:t>~1:00</w:t>
       </w:r>
     </w:p>
     <w:p>
@@ -830,10 +1295,10 @@
       <w:r>
         <w:rPr>
           <w:rFonts w:ascii="Times New Roman" w:hAnsi="Times New Roman"/>
-          <w:b w:val="0"/>
+          <w:b/>
           <w:sz w:val="22"/>
         </w:rPr>
-        <w:t xml:space="preserve">Слайд 10 (альтернативы): </w:t>
+        <w:t xml:space="preserve">Слайд 13 (инструмент УПС) ⚠: </w:t>
       </w:r>
       <w:r>
         <w:rPr>
@@ -854,7 +1319,7 @@
           <w:b w:val="0"/>
           <w:sz w:val="22"/>
         </w:rPr>
-        <w:t xml:space="preserve">Слайд 11 (стратегия): </w:t>
+        <w:t xml:space="preserve">Слайд 14 (финмодель): </w:t>
       </w:r>
       <w:r>
         <w:rPr>
@@ -862,7 +1327,7 @@
           <w:b w:val="0"/>
           <w:sz w:val="22"/>
         </w:rPr>
-        <w:t>~1:15</w:t>
+        <w:t>~1:00</w:t>
       </w:r>
     </w:p>
     <w:p>
@@ -875,7 +1340,7 @@
           <w:b w:val="0"/>
           <w:sz w:val="22"/>
         </w:rPr>
-        <w:t xml:space="preserve">Слайд 12 (инструмент): </w:t>
+        <w:t xml:space="preserve">Слайд 15 (план + риски): </w:t>
       </w:r>
       <w:r>
         <w:rPr>
@@ -883,7 +1348,7 @@
           <w:b w:val="0"/>
           <w:sz w:val="22"/>
         </w:rPr>
-        <w:t>~1:15</w:t>
+        <w:t>~1:00</w:t>
       </w:r>
     </w:p>
     <w:p>
@@ -896,70 +1361,7 @@
           <w:b w:val="0"/>
           <w:sz w:val="22"/>
         </w:rPr>
-        <w:t xml:space="preserve">Слайд 13 (финмодель): </w:t>
-      </w:r>
-      <w:r>
-        <w:rPr>
-          <w:rFonts w:ascii="Times New Roman" w:hAnsi="Times New Roman"/>
-          <w:b w:val="0"/>
-          <w:sz w:val="22"/>
-        </w:rPr>
-        <w:t>~1:15</w:t>
-      </w:r>
-    </w:p>
-    <w:p>
-      <w:pPr>
-        <w:spacing w:after="20"/>
-      </w:pPr>
-      <w:r>
-        <w:rPr>
-          <w:rFonts w:ascii="Times New Roman" w:hAnsi="Times New Roman"/>
-          <w:b w:val="0"/>
-          <w:sz w:val="22"/>
-        </w:rPr>
-        <w:t xml:space="preserve">Слайд 14 (план): </w:t>
-      </w:r>
-      <w:r>
-        <w:rPr>
-          <w:rFonts w:ascii="Times New Roman" w:hAnsi="Times New Roman"/>
-          <w:b w:val="0"/>
-          <w:sz w:val="22"/>
-        </w:rPr>
-        <w:t>~0:45</w:t>
-      </w:r>
-    </w:p>
-    <w:p>
-      <w:pPr>
-        <w:spacing w:after="20"/>
-      </w:pPr>
-      <w:r>
-        <w:rPr>
-          <w:rFonts w:ascii="Times New Roman" w:hAnsi="Times New Roman"/>
-          <w:b w:val="0"/>
-          <w:sz w:val="22"/>
-        </w:rPr>
-        <w:t xml:space="preserve">Слайд 15 (риски): </w:t>
-      </w:r>
-      <w:r>
-        <w:rPr>
-          <w:rFonts w:ascii="Times New Roman" w:hAnsi="Times New Roman"/>
-          <w:b w:val="0"/>
-          <w:sz w:val="22"/>
-        </w:rPr>
-        <w:t>~0:50</w:t>
-      </w:r>
-    </w:p>
-    <w:p>
-      <w:pPr>
-        <w:spacing w:after="20"/>
-      </w:pPr>
-      <w:r>
-        <w:rPr>
-          <w:rFonts w:ascii="Times New Roman" w:hAnsi="Times New Roman"/>
-          <w:b w:val="0"/>
-          <w:sz w:val="22"/>
-        </w:rPr>
-        <w:t xml:space="preserve">Слайд 16 (вывод): </w:t>
+        <w:t xml:space="preserve">Слайд 16 (вывод) + финальная фраза: </w:t>
       </w:r>
       <w:r>
         <w:rPr>
@@ -999,89 +1401,53 @@
         <w:rPr>
           <w:rFonts w:ascii="Times New Roman" w:hAnsi="Times New Roman"/>
           <w:b/>
-          <w:sz w:val="26"/>
+          <w:sz w:val="24"/>
         </w:rPr>
-        <w:t>Подсказки по защите</w:t>
+        <w:t>Опасные зоны — где в репетиции «уехал»</w:t>
       </w:r>
     </w:p>
     <w:p>
       <w:r>
         <w:rPr>
           <w:rFonts w:ascii="Times New Roman" w:hAnsi="Times New Roman"/>
+          <w:b w:val="0"/>
           <w:i w:val="0"/>
           <w:sz w:val="24"/>
         </w:rPr>
-        <w:t>— Стартовая и финальная фразы — выучить наизусть.</w:t>
+        <w:t>1.  Слайд 13 (УПС) — в репетиции потратил 7 минут из 27. На защите СТРОГО 1 минута. Если жмёт по тайму — режу до 45 сек, оставляю только три цели (клиент/парк/оператор) + цифру 120 vs 26,5 ₽.</w:t>
       </w:r>
     </w:p>
     <w:p>
       <w:r>
         <w:rPr>
           <w:rFonts w:ascii="Times New Roman" w:hAnsi="Times New Roman"/>
+          <w:b w:val="0"/>
           <w:i w:val="0"/>
           <w:sz w:val="24"/>
         </w:rPr>
-        <w:t>— Слайды 8, 10, 12, 13 — сердце доклада, на них не торопись.</w:t>
+        <w:t>2.  Слайды 1–3 в репетиции шли долго. Сокращать: на титульном — только стартовая фраза, без импровизации; на «логике» — структуру, не пять этапов отдельно; на «методах» — перечислить методы и источники, без раскрытия.</w:t>
       </w:r>
     </w:p>
     <w:p>
       <w:r>
         <w:rPr>
           <w:rFonts w:ascii="Times New Roman" w:hAnsi="Times New Roman"/>
+          <w:b w:val="0"/>
           <w:i w:val="0"/>
           <w:sz w:val="24"/>
         </w:rPr>
-        <w:t>— Стиль речи: «анализ показал», «отчётность говорит», «ключевой разрыв заключается в».</w:t>
+        <w:t>3.  В репетиции — «мы решили», «нам поняли». На защите — только «анализ показал», «сделан вывод», точечно «я сделал». Натренировать заранее.</w:t>
       </w:r>
     </w:p>
     <w:p>
       <w:r>
         <w:rPr>
           <w:rFonts w:ascii="Times New Roman" w:hAnsi="Times New Roman"/>
+          <w:b w:val="0"/>
           <w:i w:val="0"/>
           <w:sz w:val="24"/>
         </w:rPr>
-        <w:t>— Никакого «я подумал» и «мне кажется». Только стратегический язык.</w:t>
-      </w:r>
-    </w:p>
-    <w:p>
-      <w:r>
-        <w:rPr>
-          <w:rFonts w:ascii="Times New Roman" w:hAnsi="Times New Roman"/>
-          <w:i w:val="0"/>
-          <w:sz w:val="24"/>
-        </w:rPr>
-        <w:t>— ИИ упомянут на Слайде 3 — снимает у комиссии вопрос заранее.</w:t>
-      </w:r>
-    </w:p>
-    <w:p>
-      <w:r>
-        <w:rPr>
-          <w:rFonts w:ascii="Times New Roman" w:hAnsi="Times New Roman"/>
-          <w:i w:val="0"/>
-          <w:sz w:val="24"/>
-        </w:rPr>
-        <w:t>— Если жмёт по времени — режь Слайд 4 до 30 сек, Слайд 7 до 30 сек, освобождает минуту.</w:t>
-      </w:r>
-    </w:p>
-    <w:p>
-      <w:r>
-        <w:rPr>
-          <w:rFonts w:ascii="Times New Roman" w:hAnsi="Times New Roman"/>
-          <w:i w:val="0"/>
-          <w:sz w:val="24"/>
-        </w:rPr>
-        <w:t>— Зрительный контакт с 2–3 «доброжелательными» лицами в комиссии, не со слайдами.</w:t>
-      </w:r>
-    </w:p>
-    <w:p>
-      <w:r>
-        <w:rPr>
-          <w:rFonts w:ascii="Times New Roman" w:hAnsi="Times New Roman"/>
-          <w:i w:val="0"/>
-          <w:sz w:val="24"/>
-        </w:rPr>
-        <w:t>— Прорепетируй вслух с секундомером минимум 3 раза.</w:t>
+        <w:t>4.  В репетиции упоминал научного руководителя на старте. На защите — нет, только имя + тема.</w:t>
       </w:r>
     </w:p>
     <w:sectPr>
